--- a/CC/Assignment_1.docx
+++ b/CC/Assignment_1.docx
@@ -20,7 +20,7 @@
     <w:p>
       <w:r>
         <w:pict w14:anchorId="09E41DD6">
-          <v:rect id="_x0000_i1140" style="width:0;height:1.5pt" o:hralign="center" o:hrstd="t" o:hr="t" fillcolor="#a0a0a0" stroked="f"/>
+          <v:rect id="_x0000_i1025" style="width:0;height:1.5pt" o:hralign="center" o:hrstd="t" o:hr="t" fillcolor="#a0a0a0" stroked="f"/>
         </w:pict>
       </w:r>
     </w:p>
@@ -264,16 +264,73 @@
           <w:b/>
           <w:bCs/>
         </w:rPr>
+        <w:lastRenderedPageBreak/>
         <w:t>Global Accessibility</w:t>
       </w:r>
       <w:r>
         <w:t xml:space="preserve"> – Data and services can be accessed from anywhere in the world.</w:t>
       </w:r>
+      <w:r>
+        <w:t xml:space="preserve"> </w:t>
+      </w:r>
+      <w:r>
+        <w:rPr>
+          <w:noProof/>
+        </w:rPr>
+        <w:drawing>
+          <wp:inline distT="0" distB="0" distL="0" distR="0" wp14:anchorId="5D26D657" wp14:editId="6588720D">
+            <wp:extent cx="4730750" cy="4087091"/>
+            <wp:effectExtent l="0" t="0" r="0" b="8890"/>
+            <wp:docPr id="877171738" name="Picture 1" descr="Top Major Characteristics of Cloud Computing (2023) - InterviewBit"/>
+            <wp:cNvGraphicFramePr>
+              <a:graphicFrameLocks xmlns:a="http://schemas.openxmlformats.org/drawingml/2006/main" noChangeAspect="1"/>
+            </wp:cNvGraphicFramePr>
+            <a:graphic xmlns:a="http://schemas.openxmlformats.org/drawingml/2006/main">
+              <a:graphicData uri="http://schemas.openxmlformats.org/drawingml/2006/picture">
+                <pic:pic xmlns:pic="http://schemas.openxmlformats.org/drawingml/2006/picture">
+                  <pic:nvPicPr>
+                    <pic:cNvPr id="0" name="Picture 18" descr="Top Major Characteristics of Cloud Computing (2023) - InterviewBit"/>
+                    <pic:cNvPicPr>
+                      <a:picLocks noChangeAspect="1" noChangeArrowheads="1"/>
+                    </pic:cNvPicPr>
+                  </pic:nvPicPr>
+                  <pic:blipFill>
+                    <a:blip r:embed="rId5">
+                      <a:extLst>
+                        <a:ext uri="{28A0092B-C50C-407E-A947-70E740481C1C}">
+                          <a14:useLocalDpi xmlns:a14="http://schemas.microsoft.com/office/drawing/2010/main" val="0"/>
+                        </a:ext>
+                      </a:extLst>
+                    </a:blip>
+                    <a:srcRect/>
+                    <a:stretch>
+                      <a:fillRect/>
+                    </a:stretch>
+                  </pic:blipFill>
+                  <pic:spPr bwMode="auto">
+                    <a:xfrm>
+                      <a:off x="0" y="0"/>
+                      <a:ext cx="4739036" cy="4094249"/>
+                    </a:xfrm>
+                    <a:prstGeom prst="rect">
+                      <a:avLst/>
+                    </a:prstGeom>
+                    <a:noFill/>
+                    <a:ln>
+                      <a:noFill/>
+                    </a:ln>
+                  </pic:spPr>
+                </pic:pic>
+              </a:graphicData>
+            </a:graphic>
+          </wp:inline>
+        </w:drawing>
+      </w:r>
     </w:p>
     <w:p>
       <w:r>
         <w:pict w14:anchorId="0F593DE3">
-          <v:rect id="_x0000_i1141" style="width:0;height:1.5pt" o:hralign="center" o:hrstd="t" o:hr="t" fillcolor="#a0a0a0" stroked="f"/>
+          <v:rect id="_x0000_i1026" style="width:0;height:1.5pt" o:hralign="center" o:hrstd="t" o:hr="t" fillcolor="#a0a0a0" stroked="f"/>
         </w:pict>
       </w:r>
     </w:p>
@@ -295,7 +352,7 @@
     <w:p>
       <w:r>
         <w:pict w14:anchorId="6DA7E835">
-          <v:rect id="_x0000_i1142" style="width:0;height:1.5pt" o:hralign="center" o:hrstd="t" o:hr="t" fillcolor="#a0a0a0" stroked="f"/>
+          <v:rect id="_x0000_i1027" style="width:0;height:1.5pt" o:hralign="center" o:hrstd="t" o:hr="t" fillcolor="#a0a0a0" stroked="f"/>
         </w:pict>
       </w:r>
     </w:p>
@@ -351,8 +408,217 @@
     </w:p>
     <w:p>
       <w:r>
+        <w:t>IaaS provides virtualized computing resources over the internet.</w:t>
+      </w:r>
+    </w:p>
+    <w:p>
+      <w:pPr>
+        <w:rPr>
+          <w:b/>
+          <w:bCs/>
+        </w:rPr>
+      </w:pPr>
+      <w:r>
+        <w:rPr>
+          <w:b/>
+          <w:bCs/>
+        </w:rPr>
+        <w:t>Points:</w:t>
+      </w:r>
+    </w:p>
+    <w:p>
+      <w:pPr>
+        <w:numPr>
+          <w:ilvl w:val="0"/>
+          <w:numId w:val="2"/>
+        </w:numPr>
+      </w:pPr>
+      <w:r>
+        <w:t>Provides virtual machines (VMs).</w:t>
+      </w:r>
+    </w:p>
+    <w:p>
+      <w:pPr>
+        <w:numPr>
+          <w:ilvl w:val="0"/>
+          <w:numId w:val="2"/>
+        </w:numPr>
+      </w:pPr>
+      <w:r>
+        <w:t>Offers storage and networking services.</w:t>
+      </w:r>
+    </w:p>
+    <w:p>
+      <w:pPr>
+        <w:numPr>
+          <w:ilvl w:val="0"/>
+          <w:numId w:val="2"/>
+        </w:numPr>
+      </w:pPr>
+      <w:r>
+        <w:t>User manages operating system and applications.</w:t>
+      </w:r>
+    </w:p>
+    <w:p>
+      <w:pPr>
+        <w:numPr>
+          <w:ilvl w:val="0"/>
+          <w:numId w:val="2"/>
+        </w:numPr>
+      </w:pPr>
+      <w:r>
+        <w:t>Flexible and scalable infrastructure.</w:t>
+      </w:r>
+    </w:p>
+    <w:p>
+      <w:pPr>
+        <w:numPr>
+          <w:ilvl w:val="0"/>
+          <w:numId w:val="2"/>
+        </w:numPr>
+      </w:pPr>
+      <w:r>
+        <w:t>Pay-as-you-go pricing.</w:t>
+      </w:r>
+    </w:p>
+    <w:p>
+      <w:pPr>
+        <w:numPr>
+          <w:ilvl w:val="0"/>
+          <w:numId w:val="2"/>
+        </w:numPr>
+      </w:pPr>
+      <w:r>
         <w:lastRenderedPageBreak/>
-        <w:t>IaaS provides virtualized computing resources over the internet.</w:t>
+        <w:t>Suitable for website hosting and data backup.</w:t>
+      </w:r>
+    </w:p>
+    <w:p>
+      <w:pPr>
+        <w:numPr>
+          <w:ilvl w:val="0"/>
+          <w:numId w:val="2"/>
+        </w:numPr>
+      </w:pPr>
+      <w:r>
+        <w:t>Full administrative control.</w:t>
+      </w:r>
+    </w:p>
+    <w:p>
+      <w:pPr>
+        <w:numPr>
+          <w:ilvl w:val="0"/>
+          <w:numId w:val="2"/>
+        </w:numPr>
+      </w:pPr>
+      <w:r>
+        <w:t>Reduces hardware cost.</w:t>
+      </w:r>
+    </w:p>
+    <w:p>
+      <w:pPr>
+        <w:numPr>
+          <w:ilvl w:val="0"/>
+          <w:numId w:val="2"/>
+        </w:numPr>
+      </w:pPr>
+      <w:r>
+        <w:t>Provides disaster recovery solutions.</w:t>
+      </w:r>
+    </w:p>
+    <w:p>
+      <w:pPr>
+        <w:numPr>
+          <w:ilvl w:val="0"/>
+          <w:numId w:val="2"/>
+        </w:numPr>
+      </w:pPr>
+      <w:r>
+        <w:t>Examples: EC2, S3.</w:t>
+      </w:r>
+    </w:p>
+    <w:p>
+      <w:pPr>
+        <w:numPr>
+          <w:ilvl w:val="0"/>
+          <w:numId w:val="2"/>
+        </w:numPr>
+      </w:pPr>
+      <w:r>
+        <w:t>Used by startups and enterprises.</w:t>
+      </w:r>
+    </w:p>
+    <w:p>
+      <w:pPr>
+        <w:numPr>
+          <w:ilvl w:val="0"/>
+          <w:numId w:val="2"/>
+        </w:numPr>
+      </w:pPr>
+      <w:r>
+        <w:t>Highly customizable environment.</w:t>
+      </w:r>
+    </w:p>
+    <w:p>
+      <w:r>
+        <w:pict w14:anchorId="5D8422AD">
+          <v:rect id="_x0000_i1028" style="width:0;height:1.5pt" o:hralign="center" o:hrstd="t" o:hr="t" fillcolor="#a0a0a0" stroked="f"/>
+        </w:pict>
+      </w:r>
+    </w:p>
+    <w:p>
+      <w:pPr>
+        <w:rPr>
+          <w:b/>
+          <w:bCs/>
+        </w:rPr>
+      </w:pPr>
+      <w:r>
+        <w:rPr>
+          <w:b/>
+          <w:bCs/>
+        </w:rPr>
+        <w:t>2️</w:t>
+      </w:r>
+      <w:r>
+        <w:rPr>
+          <w:rFonts w:ascii="Segoe UI Symbol" w:hAnsi="Segoe UI Symbol" w:cs="Segoe UI Symbol"/>
+          <w:b/>
+          <w:bCs/>
+        </w:rPr>
+        <w:t>⃣</w:t>
+      </w:r>
+      <w:r>
+        <w:rPr>
+          <w:b/>
+          <w:bCs/>
+        </w:rPr>
+        <w:t xml:space="preserve"> PaaS (Platform as a Service)</w:t>
+      </w:r>
+    </w:p>
+    <w:p>
+      <w:r>
+        <w:t>Example: Google Cloud Platform</w:t>
+      </w:r>
+    </w:p>
+    <w:p>
+      <w:pPr>
+        <w:rPr>
+          <w:b/>
+          <w:bCs/>
+        </w:rPr>
+      </w:pPr>
+      <w:r>
+        <w:rPr>
+          <w:b/>
+          <w:bCs/>
+        </w:rPr>
+        <w:t>Explanation:</w:t>
+      </w:r>
+    </w:p>
+    <w:p>
+      <w:r>
+        <w:t>PaaS provides a platform to develop, test, and deploy applications.</w:t>
       </w:r>
     </w:p>
     <w:p>
@@ -374,138 +640,138 @@
       <w:pPr>
         <w:numPr>
           <w:ilvl w:val="0"/>
-          <w:numId w:val="2"/>
-        </w:numPr>
-      </w:pPr>
-      <w:r>
-        <w:t>Provides virtual machines (VMs).</w:t>
-      </w:r>
-    </w:p>
-    <w:p>
-      <w:pPr>
-        <w:numPr>
-          <w:ilvl w:val="0"/>
-          <w:numId w:val="2"/>
-        </w:numPr>
-      </w:pPr>
-      <w:r>
-        <w:t>Offers storage and networking services.</w:t>
-      </w:r>
-    </w:p>
-    <w:p>
-      <w:pPr>
-        <w:numPr>
-          <w:ilvl w:val="0"/>
-          <w:numId w:val="2"/>
-        </w:numPr>
-      </w:pPr>
-      <w:r>
-        <w:t>User manages operating system and applications.</w:t>
-      </w:r>
-    </w:p>
-    <w:p>
-      <w:pPr>
-        <w:numPr>
-          <w:ilvl w:val="0"/>
-          <w:numId w:val="2"/>
-        </w:numPr>
-      </w:pPr>
-      <w:r>
-        <w:t>Flexible and scalable infrastructure.</w:t>
-      </w:r>
-    </w:p>
-    <w:p>
-      <w:pPr>
-        <w:numPr>
-          <w:ilvl w:val="0"/>
-          <w:numId w:val="2"/>
-        </w:numPr>
-      </w:pPr>
-      <w:r>
-        <w:t>Pay-as-you-go pricing.</w:t>
-      </w:r>
-    </w:p>
-    <w:p>
-      <w:pPr>
-        <w:numPr>
-          <w:ilvl w:val="0"/>
-          <w:numId w:val="2"/>
-        </w:numPr>
-      </w:pPr>
-      <w:r>
-        <w:t>Suitable for website hosting and data backup.</w:t>
-      </w:r>
-    </w:p>
-    <w:p>
-      <w:pPr>
-        <w:numPr>
-          <w:ilvl w:val="0"/>
-          <w:numId w:val="2"/>
-        </w:numPr>
-      </w:pPr>
-      <w:r>
-        <w:t>Full administrative control.</w:t>
-      </w:r>
-    </w:p>
-    <w:p>
-      <w:pPr>
-        <w:numPr>
-          <w:ilvl w:val="0"/>
-          <w:numId w:val="2"/>
-        </w:numPr>
-      </w:pPr>
-      <w:r>
-        <w:t>Reduces hardware cost.</w:t>
-      </w:r>
-    </w:p>
-    <w:p>
-      <w:pPr>
-        <w:numPr>
-          <w:ilvl w:val="0"/>
-          <w:numId w:val="2"/>
-        </w:numPr>
-      </w:pPr>
-      <w:r>
-        <w:t>Provides disaster recovery solutions.</w:t>
-      </w:r>
-    </w:p>
-    <w:p>
-      <w:pPr>
-        <w:numPr>
-          <w:ilvl w:val="0"/>
-          <w:numId w:val="2"/>
-        </w:numPr>
-      </w:pPr>
-      <w:r>
-        <w:t>Examples: EC2, S3.</w:t>
-      </w:r>
-    </w:p>
-    <w:p>
-      <w:pPr>
-        <w:numPr>
-          <w:ilvl w:val="0"/>
-          <w:numId w:val="2"/>
-        </w:numPr>
-      </w:pPr>
-      <w:r>
-        <w:t>Used by startups and enterprises.</w:t>
-      </w:r>
-    </w:p>
-    <w:p>
-      <w:pPr>
-        <w:numPr>
-          <w:ilvl w:val="0"/>
-          <w:numId w:val="2"/>
-        </w:numPr>
-      </w:pPr>
-      <w:r>
-        <w:t>Highly customizable environment.</w:t>
-      </w:r>
-    </w:p>
-    <w:p>
-      <w:r>
-        <w:pict w14:anchorId="5D8422AD">
-          <v:rect id="_x0000_i1143" style="width:0;height:1.5pt" o:hralign="center" o:hrstd="t" o:hr="t" fillcolor="#a0a0a0" stroked="f"/>
+          <w:numId w:val="3"/>
+        </w:numPr>
+      </w:pPr>
+      <w:r>
+        <w:t>Provides development framework.</w:t>
+      </w:r>
+    </w:p>
+    <w:p>
+      <w:pPr>
+        <w:numPr>
+          <w:ilvl w:val="0"/>
+          <w:numId w:val="3"/>
+        </w:numPr>
+      </w:pPr>
+      <w:r>
+        <w:t>No need to manage hardware or OS.</w:t>
+      </w:r>
+    </w:p>
+    <w:p>
+      <w:pPr>
+        <w:numPr>
+          <w:ilvl w:val="0"/>
+          <w:numId w:val="3"/>
+        </w:numPr>
+      </w:pPr>
+      <w:r>
+        <w:t>Includes runtime environment.</w:t>
+      </w:r>
+    </w:p>
+    <w:p>
+      <w:pPr>
+        <w:numPr>
+          <w:ilvl w:val="0"/>
+          <w:numId w:val="3"/>
+        </w:numPr>
+      </w:pPr>
+      <w:r>
+        <w:t>Supports multiple programming languages.</w:t>
+      </w:r>
+    </w:p>
+    <w:p>
+      <w:pPr>
+        <w:numPr>
+          <w:ilvl w:val="0"/>
+          <w:numId w:val="3"/>
+        </w:numPr>
+      </w:pPr>
+      <w:r>
+        <w:t>Built-in database and middleware.</w:t>
+      </w:r>
+    </w:p>
+    <w:p>
+      <w:pPr>
+        <w:numPr>
+          <w:ilvl w:val="0"/>
+          <w:numId w:val="3"/>
+        </w:numPr>
+      </w:pPr>
+      <w:r>
+        <w:t>Automatic updates and maintenance.</w:t>
+      </w:r>
+    </w:p>
+    <w:p>
+      <w:pPr>
+        <w:numPr>
+          <w:ilvl w:val="0"/>
+          <w:numId w:val="3"/>
+        </w:numPr>
+      </w:pPr>
+      <w:r>
+        <w:t>Faster development cycle.</w:t>
+      </w:r>
+    </w:p>
+    <w:p>
+      <w:pPr>
+        <w:numPr>
+          <w:ilvl w:val="0"/>
+          <w:numId w:val="3"/>
+        </w:numPr>
+      </w:pPr>
+      <w:r>
+        <w:t>Scalable environment.</w:t>
+      </w:r>
+    </w:p>
+    <w:p>
+      <w:pPr>
+        <w:numPr>
+          <w:ilvl w:val="0"/>
+          <w:numId w:val="3"/>
+        </w:numPr>
+      </w:pPr>
+      <w:r>
+        <w:t>Improves productivity.</w:t>
+      </w:r>
+    </w:p>
+    <w:p>
+      <w:pPr>
+        <w:numPr>
+          <w:ilvl w:val="0"/>
+          <w:numId w:val="3"/>
+        </w:numPr>
+      </w:pPr>
+      <w:r>
+        <w:t>Used for web/mobile app development.</w:t>
+      </w:r>
+    </w:p>
+    <w:p>
+      <w:pPr>
+        <w:numPr>
+          <w:ilvl w:val="0"/>
+          <w:numId w:val="3"/>
+        </w:numPr>
+      </w:pPr>
+      <w:r>
+        <w:t>Example: Google App Engine.</w:t>
+      </w:r>
+    </w:p>
+    <w:p>
+      <w:pPr>
+        <w:numPr>
+          <w:ilvl w:val="0"/>
+          <w:numId w:val="3"/>
+        </w:numPr>
+      </w:pPr>
+      <w:r>
+        <w:t>Cost-effective for developers.</w:t>
+      </w:r>
+    </w:p>
+    <w:p>
+      <w:r>
+        <w:pict w14:anchorId="31333691">
+          <v:rect id="_x0000_i1029" style="width:0;height:1.5pt" o:hralign="center" o:hrstd="t" o:hr="t" fillcolor="#a0a0a0" stroked="f"/>
         </w:pict>
       </w:r>
     </w:p>
@@ -521,7 +787,7 @@
           <w:b/>
           <w:bCs/>
         </w:rPr>
-        <w:t>2️</w:t>
+        <w:t>3️</w:t>
       </w:r>
       <w:r>
         <w:rPr>
@@ -536,32 +802,33 @@
           <w:b/>
           <w:bCs/>
         </w:rPr>
-        <w:t xml:space="preserve"> PaaS (Platform as a Service)</w:t>
-      </w:r>
-    </w:p>
-    <w:p>
-      <w:r>
-        <w:t>Example: Google Cloud Platform</w:t>
-      </w:r>
-    </w:p>
-    <w:p>
-      <w:pPr>
-        <w:rPr>
-          <w:b/>
-          <w:bCs/>
-        </w:rPr>
-      </w:pPr>
-      <w:r>
-        <w:rPr>
-          <w:b/>
-          <w:bCs/>
-        </w:rPr>
+        <w:t xml:space="preserve"> SaaS (Software as a Service)</w:t>
+      </w:r>
+    </w:p>
+    <w:p>
+      <w:r>
+        <w:t>Example: Microsoft (Microsoft 365)</w:t>
+      </w:r>
+    </w:p>
+    <w:p>
+      <w:pPr>
+        <w:rPr>
+          <w:b/>
+          <w:bCs/>
+        </w:rPr>
+      </w:pPr>
+      <w:r>
+        <w:rPr>
+          <w:b/>
+          <w:bCs/>
+        </w:rPr>
+        <w:lastRenderedPageBreak/>
         <w:t>Explanation:</w:t>
       </w:r>
     </w:p>
     <w:p>
       <w:r>
-        <w:t>PaaS provides a platform to develop, test, and deploy applications.</w:t>
+        <w:t>SaaS provides ready-to-use software applications over the internet.</w:t>
       </w:r>
     </w:p>
     <w:p>
@@ -583,139 +850,357 @@
       <w:pPr>
         <w:numPr>
           <w:ilvl w:val="0"/>
-          <w:numId w:val="3"/>
-        </w:numPr>
-      </w:pPr>
-      <w:r>
-        <w:t>Provides development framework.</w:t>
-      </w:r>
-    </w:p>
-    <w:p>
-      <w:pPr>
-        <w:numPr>
-          <w:ilvl w:val="0"/>
-          <w:numId w:val="3"/>
-        </w:numPr>
-      </w:pPr>
-      <w:r>
-        <w:t>No need to manage hardware or OS.</w:t>
-      </w:r>
-    </w:p>
-    <w:p>
-      <w:pPr>
-        <w:numPr>
-          <w:ilvl w:val="0"/>
-          <w:numId w:val="3"/>
-        </w:numPr>
-      </w:pPr>
-      <w:r>
-        <w:t>Includes runtime environment.</w:t>
-      </w:r>
-    </w:p>
-    <w:p>
-      <w:pPr>
-        <w:numPr>
-          <w:ilvl w:val="0"/>
-          <w:numId w:val="3"/>
-        </w:numPr>
-      </w:pPr>
-      <w:r>
-        <w:t>Supports multiple programming languages.</w:t>
-      </w:r>
-    </w:p>
-    <w:p>
-      <w:pPr>
-        <w:numPr>
-          <w:ilvl w:val="0"/>
-          <w:numId w:val="3"/>
-        </w:numPr>
-      </w:pPr>
-      <w:r>
-        <w:t>Built-in database and middleware.</w:t>
-      </w:r>
-    </w:p>
-    <w:p>
-      <w:pPr>
-        <w:numPr>
-          <w:ilvl w:val="0"/>
-          <w:numId w:val="3"/>
-        </w:numPr>
-      </w:pPr>
-      <w:r>
-        <w:t>Automatic updates and maintenance.</w:t>
-      </w:r>
-    </w:p>
-    <w:p>
-      <w:pPr>
-        <w:numPr>
-          <w:ilvl w:val="0"/>
-          <w:numId w:val="3"/>
-        </w:numPr>
-      </w:pPr>
-      <w:r>
-        <w:t>Faster development cycle.</w:t>
-      </w:r>
-    </w:p>
-    <w:p>
-      <w:pPr>
-        <w:numPr>
-          <w:ilvl w:val="0"/>
-          <w:numId w:val="3"/>
-        </w:numPr>
-      </w:pPr>
-      <w:r>
-        <w:t>Scalable environment.</w:t>
-      </w:r>
-    </w:p>
-    <w:p>
-      <w:pPr>
-        <w:numPr>
-          <w:ilvl w:val="0"/>
-          <w:numId w:val="3"/>
-        </w:numPr>
-      </w:pPr>
-      <w:r>
+          <w:numId w:val="4"/>
+        </w:numPr>
+      </w:pPr>
+      <w:r>
+        <w:t>Accessible via web browser.</w:t>
+      </w:r>
+    </w:p>
+    <w:p>
+      <w:pPr>
+        <w:numPr>
+          <w:ilvl w:val="0"/>
+          <w:numId w:val="4"/>
+        </w:numPr>
+      </w:pPr>
+      <w:r>
+        <w:t>No installation required.</w:t>
+      </w:r>
+    </w:p>
+    <w:p>
+      <w:pPr>
+        <w:numPr>
+          <w:ilvl w:val="0"/>
+          <w:numId w:val="4"/>
+        </w:numPr>
+      </w:pPr>
+      <w:r>
+        <w:t>Subscription-based payment model.</w:t>
+      </w:r>
+    </w:p>
+    <w:p>
+      <w:pPr>
+        <w:numPr>
+          <w:ilvl w:val="0"/>
+          <w:numId w:val="4"/>
+        </w:numPr>
+      </w:pPr>
+      <w:r>
+        <w:t>Automatic updates.</w:t>
+      </w:r>
+    </w:p>
+    <w:p>
+      <w:pPr>
+        <w:numPr>
+          <w:ilvl w:val="0"/>
+          <w:numId w:val="4"/>
+        </w:numPr>
+      </w:pPr>
+      <w:r>
+        <w:t>Data stored in cloud.</w:t>
+      </w:r>
+    </w:p>
+    <w:p>
+      <w:pPr>
+        <w:numPr>
+          <w:ilvl w:val="0"/>
+          <w:numId w:val="4"/>
+        </w:numPr>
+      </w:pPr>
+      <w:r>
+        <w:t>Multi-user collaboration.</w:t>
+      </w:r>
+    </w:p>
+    <w:p>
+      <w:pPr>
+        <w:numPr>
+          <w:ilvl w:val="0"/>
+          <w:numId w:val="4"/>
+        </w:numPr>
+      </w:pPr>
+      <w:r>
+        <w:t>Low maintenance cost.</w:t>
+      </w:r>
+    </w:p>
+    <w:p>
+      <w:pPr>
+        <w:numPr>
+          <w:ilvl w:val="0"/>
+          <w:numId w:val="4"/>
+        </w:numPr>
+      </w:pPr>
+      <w:r>
+        <w:t>Easy accessibility from anywhere.</w:t>
+      </w:r>
+    </w:p>
+    <w:p>
+      <w:pPr>
+        <w:numPr>
+          <w:ilvl w:val="0"/>
+          <w:numId w:val="4"/>
+        </w:numPr>
+      </w:pPr>
+      <w:r>
+        <w:t>Secure data management.</w:t>
+      </w:r>
+    </w:p>
+    <w:p>
+      <w:pPr>
+        <w:numPr>
+          <w:ilvl w:val="0"/>
+          <w:numId w:val="4"/>
+        </w:numPr>
+      </w:pPr>
+      <w:r>
+        <w:t>Examples: Microsoft 365, Gmail.</w:t>
+      </w:r>
+    </w:p>
+    <w:p>
+      <w:pPr>
+        <w:numPr>
+          <w:ilvl w:val="0"/>
+          <w:numId w:val="4"/>
+        </w:numPr>
+      </w:pPr>
+      <w:r>
+        <w:t>User-friendly interface.</w:t>
+      </w:r>
+    </w:p>
+    <w:p>
+      <w:pPr>
+        <w:numPr>
+          <w:ilvl w:val="0"/>
+          <w:numId w:val="4"/>
+        </w:numPr>
+      </w:pPr>
+      <w:r>
+        <w:t>Suitable for businesses and individuals.</w:t>
+      </w:r>
+      <w:r>
+        <w:t xml:space="preserve"> </w:t>
+      </w:r>
+      <w:r>
+        <w:rPr>
+          <w:noProof/>
+        </w:rPr>
+        <w:drawing>
+          <wp:inline distT="0" distB="0" distL="0" distR="0" wp14:anchorId="754F724B" wp14:editId="477F87A1">
+            <wp:extent cx="4177145" cy="2999105"/>
+            <wp:effectExtent l="0" t="0" r="0" b="0"/>
+            <wp:docPr id="1975004451" name="Picture 2" descr="Main cloud service models: IaaS, PaaS and SaaS"/>
+            <wp:cNvGraphicFramePr>
+              <a:graphicFrameLocks xmlns:a="http://schemas.openxmlformats.org/drawingml/2006/main" noChangeAspect="1"/>
+            </wp:cNvGraphicFramePr>
+            <a:graphic xmlns:a="http://schemas.openxmlformats.org/drawingml/2006/main">
+              <a:graphicData uri="http://schemas.openxmlformats.org/drawingml/2006/picture">
+                <pic:pic xmlns:pic="http://schemas.openxmlformats.org/drawingml/2006/picture">
+                  <pic:nvPicPr>
+                    <pic:cNvPr id="0" name="Picture 20" descr="Main cloud service models: IaaS, PaaS and SaaS"/>
+                    <pic:cNvPicPr>
+                      <a:picLocks noChangeAspect="1" noChangeArrowheads="1"/>
+                    </pic:cNvPicPr>
+                  </pic:nvPicPr>
+                  <pic:blipFill>
+                    <a:blip r:embed="rId6" cstate="print">
+                      <a:extLst>
+                        <a:ext uri="{28A0092B-C50C-407E-A947-70E740481C1C}">
+                          <a14:useLocalDpi xmlns:a14="http://schemas.microsoft.com/office/drawing/2010/main" val="0"/>
+                        </a:ext>
+                      </a:extLst>
+                    </a:blip>
+                    <a:srcRect/>
+                    <a:stretch>
+                      <a:fillRect/>
+                    </a:stretch>
+                  </pic:blipFill>
+                  <pic:spPr bwMode="auto">
+                    <a:xfrm>
+                      <a:off x="0" y="0"/>
+                      <a:ext cx="4184524" cy="3004403"/>
+                    </a:xfrm>
+                    <a:prstGeom prst="rect">
+                      <a:avLst/>
+                    </a:prstGeom>
+                    <a:noFill/>
+                    <a:ln>
+                      <a:noFill/>
+                    </a:ln>
+                  </pic:spPr>
+                </pic:pic>
+              </a:graphicData>
+            </a:graphic>
+          </wp:inline>
+        </w:drawing>
+      </w:r>
+    </w:p>
+    <w:p>
+      <w:r>
+        <w:pict w14:anchorId="14C12BD9">
+          <v:rect id="_x0000_i1030" style="width:0;height:1.5pt" o:hralign="center" o:hrstd="t" o:hr="t" fillcolor="#a0a0a0" stroked="f"/>
+        </w:pict>
+      </w:r>
+    </w:p>
+    <w:p>
+      <w:pPr>
+        <w:rPr>
+          <w:b/>
+          <w:bCs/>
+        </w:rPr>
+      </w:pPr>
+      <w:r>
+        <w:rPr>
+          <w:b/>
+          <w:bCs/>
+        </w:rPr>
+        <w:t>Q3. Draw and explain the architecture of Cloud Computing.</w:t>
+      </w:r>
+    </w:p>
+    <w:p>
+      <w:r>
+        <w:pict w14:anchorId="51BBEF22">
+          <v:rect id="_x0000_i1031" style="width:0;height:1.5pt" o:hralign="center" o:hrstd="t" o:hr="t" fillcolor="#a0a0a0" stroked="f"/>
+        </w:pict>
+      </w:r>
+    </w:p>
+    <w:p>
+      <w:pPr>
+        <w:rPr>
+          <w:b/>
+          <w:bCs/>
+        </w:rPr>
+      </w:pPr>
+      <w:r>
+        <w:rPr>
+          <w:rFonts w:ascii="Segoe UI Emoji" w:hAnsi="Segoe UI Emoji" w:cs="Segoe UI Emoji"/>
+          <w:b/>
+          <w:bCs/>
+        </w:rPr>
         <w:lastRenderedPageBreak/>
-        <w:t>Improves productivity.</w:t>
-      </w:r>
-    </w:p>
-    <w:p>
-      <w:pPr>
-        <w:numPr>
-          <w:ilvl w:val="0"/>
-          <w:numId w:val="3"/>
-        </w:numPr>
-      </w:pPr>
-      <w:r>
-        <w:t>Used for web/mobile app development.</w:t>
-      </w:r>
-    </w:p>
-    <w:p>
-      <w:pPr>
-        <w:numPr>
-          <w:ilvl w:val="0"/>
-          <w:numId w:val="3"/>
-        </w:numPr>
-      </w:pPr>
-      <w:r>
-        <w:t>Example: Google App Engine.</w:t>
-      </w:r>
-    </w:p>
-    <w:p>
-      <w:pPr>
-        <w:numPr>
-          <w:ilvl w:val="0"/>
-          <w:numId w:val="3"/>
-        </w:numPr>
-      </w:pPr>
-      <w:r>
-        <w:t>Cost-effective for developers.</w:t>
-      </w:r>
-    </w:p>
-    <w:p>
-      <w:r>
-        <w:pict w14:anchorId="31333691">
-          <v:rect id="_x0000_i1144" style="width:0;height:1.5pt" o:hralign="center" o:hrstd="t" o:hr="t" fillcolor="#a0a0a0" stroked="f"/>
+        <w:t>📌</w:t>
+      </w:r>
+      <w:r>
+        <w:rPr>
+          <w:b/>
+          <w:bCs/>
+        </w:rPr>
+        <w:t xml:space="preserve"> Diagram:</w:t>
+      </w:r>
+    </w:p>
+    <w:p>
+      <w:r>
+        <w:t xml:space="preserve">                    +--------------------+</w:t>
+      </w:r>
+    </w:p>
+    <w:p>
+      <w:r>
+        <w:t xml:space="preserve">                    |      End Users     |</w:t>
+      </w:r>
+    </w:p>
+    <w:p>
+      <w:r>
+        <w:t xml:space="preserve">                    +---------+----------+</w:t>
+      </w:r>
+    </w:p>
+    <w:p>
+      <w:r>
+        <w:t xml:space="preserve">                              |</w:t>
+      </w:r>
+    </w:p>
+    <w:p>
+      <w:r>
+        <w:t xml:space="preserve">                    +---------v----------+</w:t>
+      </w:r>
+    </w:p>
+    <w:p>
+      <w:r>
+        <w:t xml:space="preserve">                    |      Front End     |</w:t>
+      </w:r>
+    </w:p>
+    <w:p>
+      <w:r>
+        <w:t xml:space="preserve">                    |  Browser / Client  |</w:t>
+      </w:r>
+    </w:p>
+    <w:p>
+      <w:r>
+        <w:t xml:space="preserve">                    +---------+----------+</w:t>
+      </w:r>
+    </w:p>
+    <w:p>
+      <w:r>
+        <w:t xml:space="preserve">                              |</w:t>
+      </w:r>
+    </w:p>
+    <w:p>
+      <w:r>
+        <w:t xml:space="preserve">                          Internet</w:t>
+      </w:r>
+    </w:p>
+    <w:p>
+      <w:r>
+        <w:t xml:space="preserve">                              |</w:t>
+      </w:r>
+    </w:p>
+    <w:p>
+      <w:r>
+        <w:t xml:space="preserve">        -------------------------------------------------</w:t>
+      </w:r>
+    </w:p>
+    <w:p>
+      <w:r>
+        <w:t xml:space="preserve">        |                Cloud Backend                 |</w:t>
+      </w:r>
+    </w:p>
+    <w:p>
+      <w:r>
+        <w:t xml:space="preserve">        |  +---------------------------------------+  |</w:t>
+      </w:r>
+    </w:p>
+    <w:p>
+      <w:r>
+        <w:t xml:space="preserve">        |  |  Application Layer  (SaaS)            |  |</w:t>
+      </w:r>
+    </w:p>
+    <w:p>
+      <w:r>
+        <w:t xml:space="preserve">        |  |  Platform Layer     (PaaS)            |  |</w:t>
+      </w:r>
+    </w:p>
+    <w:p>
+      <w:r>
+        <w:t xml:space="preserve">        |  |  Infrastructure     (IaaS)            |  |</w:t>
+      </w:r>
+    </w:p>
+    <w:p>
+      <w:r>
+        <w:t xml:space="preserve">        |  |  Virtualization Layer                 |  |</w:t>
+      </w:r>
+    </w:p>
+    <w:p>
+      <w:r>
+        <w:t xml:space="preserve">        |  |  Storage &amp; Database                   |  |</w:t>
+      </w:r>
+    </w:p>
+    <w:p>
+      <w:r>
+        <w:t xml:space="preserve">        |  |  Security &amp; Management System         |  |</w:t>
+      </w:r>
+    </w:p>
+    <w:p>
+      <w:r>
+        <w:t xml:space="preserve">        |  +---------------------------------------+  |</w:t>
+      </w:r>
+    </w:p>
+    <w:p>
+      <w:r>
+        <w:t xml:space="preserve">        -------------------------------------------------</w:t>
+      </w:r>
+    </w:p>
+    <w:p>
+      <w:r>
+        <w:pict w14:anchorId="31D1DA3F">
+          <v:rect id="_x0000_i1032" style="width:0;height:1.5pt" o:hralign="center" o:hrstd="t" o:hr="t" fillcolor="#a0a0a0" stroked="f"/>
         </w:pict>
       </w:r>
     </w:p>
@@ -731,47 +1216,309 @@
           <w:b/>
           <w:bCs/>
         </w:rPr>
-        <w:t>3️</w:t>
-      </w:r>
-      <w:r>
-        <w:rPr>
-          <w:rFonts w:ascii="Segoe UI Symbol" w:hAnsi="Segoe UI Symbol" w:cs="Segoe UI Symbol"/>
-          <w:b/>
-          <w:bCs/>
-        </w:rPr>
-        <w:t>⃣</w:t>
-      </w:r>
-      <w:r>
-        <w:rPr>
-          <w:b/>
-          <w:bCs/>
-        </w:rPr>
-        <w:t xml:space="preserve"> SaaS (Software as a Service)</w:t>
-      </w:r>
-    </w:p>
-    <w:p>
-      <w:r>
-        <w:t>Example: Microsoft (Microsoft 365)</w:t>
-      </w:r>
-    </w:p>
-    <w:p>
-      <w:pPr>
-        <w:rPr>
-          <w:b/>
-          <w:bCs/>
-        </w:rPr>
-      </w:pPr>
-      <w:r>
-        <w:rPr>
-          <w:b/>
-          <w:bCs/>
-        </w:rPr>
-        <w:t>Explanation:</w:t>
-      </w:r>
-    </w:p>
-    <w:p>
-      <w:r>
-        <w:t>SaaS provides ready-to-use software applications over the internet.</w:t>
+        <w:t>Explanation (12 Points)</w:t>
+      </w:r>
+    </w:p>
+    <w:p>
+      <w:pPr>
+        <w:numPr>
+          <w:ilvl w:val="0"/>
+          <w:numId w:val="5"/>
+        </w:numPr>
+      </w:pPr>
+      <w:r>
+        <w:t>Front End – Client device interface.</w:t>
+      </w:r>
+    </w:p>
+    <w:p>
+      <w:pPr>
+        <w:numPr>
+          <w:ilvl w:val="0"/>
+          <w:numId w:val="5"/>
+        </w:numPr>
+      </w:pPr>
+      <w:r>
+        <w:t>Back End – Cloud servers and data centers.</w:t>
+      </w:r>
+    </w:p>
+    <w:p>
+      <w:pPr>
+        <w:numPr>
+          <w:ilvl w:val="0"/>
+          <w:numId w:val="5"/>
+        </w:numPr>
+      </w:pPr>
+      <w:r>
+        <w:t>Internet connects users to cloud.</w:t>
+      </w:r>
+    </w:p>
+    <w:p>
+      <w:pPr>
+        <w:numPr>
+          <w:ilvl w:val="0"/>
+          <w:numId w:val="5"/>
+        </w:numPr>
+      </w:pPr>
+      <w:r>
+        <w:lastRenderedPageBreak/>
+        <w:t>Application layer delivers SaaS.</w:t>
+      </w:r>
+    </w:p>
+    <w:p>
+      <w:pPr>
+        <w:numPr>
+          <w:ilvl w:val="0"/>
+          <w:numId w:val="5"/>
+        </w:numPr>
+      </w:pPr>
+      <w:r>
+        <w:t>Platform layer delivers PaaS.</w:t>
+      </w:r>
+    </w:p>
+    <w:p>
+      <w:pPr>
+        <w:numPr>
+          <w:ilvl w:val="0"/>
+          <w:numId w:val="5"/>
+        </w:numPr>
+      </w:pPr>
+      <w:r>
+        <w:t>Infrastructure layer delivers IaaS.</w:t>
+      </w:r>
+    </w:p>
+    <w:p>
+      <w:pPr>
+        <w:numPr>
+          <w:ilvl w:val="0"/>
+          <w:numId w:val="5"/>
+        </w:numPr>
+      </w:pPr>
+      <w:r>
+        <w:t>Virtualization layer creates VMs.</w:t>
+      </w:r>
+    </w:p>
+    <w:p>
+      <w:pPr>
+        <w:numPr>
+          <w:ilvl w:val="0"/>
+          <w:numId w:val="5"/>
+        </w:numPr>
+      </w:pPr>
+      <w:r>
+        <w:t>Storage system stores data.</w:t>
+      </w:r>
+    </w:p>
+    <w:p>
+      <w:pPr>
+        <w:numPr>
+          <w:ilvl w:val="0"/>
+          <w:numId w:val="5"/>
+        </w:numPr>
+      </w:pPr>
+      <w:r>
+        <w:t>Database manages structured data.</w:t>
+      </w:r>
+    </w:p>
+    <w:p>
+      <w:pPr>
+        <w:numPr>
+          <w:ilvl w:val="0"/>
+          <w:numId w:val="5"/>
+        </w:numPr>
+      </w:pPr>
+      <w:r>
+        <w:t>Security system protects data.</w:t>
+      </w:r>
+    </w:p>
+    <w:p>
+      <w:pPr>
+        <w:numPr>
+          <w:ilvl w:val="0"/>
+          <w:numId w:val="5"/>
+        </w:numPr>
+      </w:pPr>
+      <w:r>
+        <w:t>Management software monitors performance.</w:t>
+      </w:r>
+    </w:p>
+    <w:p>
+      <w:pPr>
+        <w:numPr>
+          <w:ilvl w:val="0"/>
+          <w:numId w:val="5"/>
+        </w:numPr>
+      </w:pPr>
+      <w:r>
+        <w:t>Load balancer distributes traffic.</w:t>
+      </w:r>
+      <w:r>
+        <w:t xml:space="preserve"> </w:t>
+      </w:r>
+      <w:r>
+        <w:rPr>
+          <w:noProof/>
+        </w:rPr>
+        <w:drawing>
+          <wp:inline distT="0" distB="0" distL="0" distR="0" wp14:anchorId="2990BD7D" wp14:editId="3C5FEFCE">
+            <wp:extent cx="5731510" cy="4118610"/>
+            <wp:effectExtent l="0" t="0" r="2540" b="0"/>
+            <wp:docPr id="388230519" name="Picture 3" descr="Architecture of Cloud Computing: Components, Types and Example"/>
+            <wp:cNvGraphicFramePr>
+              <a:graphicFrameLocks xmlns:a="http://schemas.openxmlformats.org/drawingml/2006/main" noChangeAspect="1"/>
+            </wp:cNvGraphicFramePr>
+            <a:graphic xmlns:a="http://schemas.openxmlformats.org/drawingml/2006/main">
+              <a:graphicData uri="http://schemas.openxmlformats.org/drawingml/2006/picture">
+                <pic:pic xmlns:pic="http://schemas.openxmlformats.org/drawingml/2006/picture">
+                  <pic:nvPicPr>
+                    <pic:cNvPr id="0" name="Picture 22" descr="Architecture of Cloud Computing: Components, Types and Example"/>
+                    <pic:cNvPicPr>
+                      <a:picLocks noChangeAspect="1" noChangeArrowheads="1"/>
+                    </pic:cNvPicPr>
+                  </pic:nvPicPr>
+                  <pic:blipFill>
+                    <a:blip r:embed="rId7" cstate="print">
+                      <a:extLst>
+                        <a:ext uri="{28A0092B-C50C-407E-A947-70E740481C1C}">
+                          <a14:useLocalDpi xmlns:a14="http://schemas.microsoft.com/office/drawing/2010/main" val="0"/>
+                        </a:ext>
+                      </a:extLst>
+                    </a:blip>
+                    <a:srcRect/>
+                    <a:stretch>
+                      <a:fillRect/>
+                    </a:stretch>
+                  </pic:blipFill>
+                  <pic:spPr bwMode="auto">
+                    <a:xfrm>
+                      <a:off x="0" y="0"/>
+                      <a:ext cx="5731510" cy="4118610"/>
+                    </a:xfrm>
+                    <a:prstGeom prst="rect">
+                      <a:avLst/>
+                    </a:prstGeom>
+                    <a:noFill/>
+                    <a:ln>
+                      <a:noFill/>
+                    </a:ln>
+                  </pic:spPr>
+                </pic:pic>
+              </a:graphicData>
+            </a:graphic>
+          </wp:inline>
+        </w:drawing>
+      </w:r>
+    </w:p>
+    <w:p>
+      <w:r>
+        <w:pict w14:anchorId="5AAE7621">
+          <v:rect id="_x0000_i1033" style="width:0;height:1.5pt" o:hralign="center" o:hrstd="t" o:hr="t" fillcolor="#a0a0a0" stroked="f"/>
+        </w:pict>
+      </w:r>
+    </w:p>
+    <w:p>
+      <w:pPr>
+        <w:rPr>
+          <w:b/>
+          <w:bCs/>
+        </w:rPr>
+      </w:pPr>
+      <w:r>
+        <w:rPr>
+          <w:b/>
+          <w:bCs/>
+        </w:rPr>
+        <w:t>Q4. Explain the role of Virtualization in Cloud Architecture.</w:t>
+      </w:r>
+    </w:p>
+    <w:p>
+      <w:r>
+        <w:pict w14:anchorId="71F6C89F">
+          <v:rect id="_x0000_i1034" style="width:0;height:1.5pt" o:hralign="center" o:hrstd="t" o:hr="t" fillcolor="#a0a0a0" stroked="f"/>
+        </w:pict>
+      </w:r>
+    </w:p>
+    <w:p>
+      <w:pPr>
+        <w:rPr>
+          <w:b/>
+          <w:bCs/>
+        </w:rPr>
+      </w:pPr>
+      <w:r>
+        <w:rPr>
+          <w:b/>
+          <w:bCs/>
+        </w:rPr>
+        <w:t>Definition:</w:t>
+      </w:r>
+    </w:p>
+    <w:p>
+      <w:r>
+        <w:lastRenderedPageBreak/>
+        <w:t>Virtualization is the process of creating virtual versions of hardware resources like servers, storage, and networks.</w:t>
+      </w:r>
+      <w:r>
+        <w:t xml:space="preserve"> </w:t>
+      </w:r>
+      <w:r>
+        <w:rPr>
+          <w:noProof/>
+        </w:rPr>
+        <w:drawing>
+          <wp:inline distT="0" distB="0" distL="0" distR="0" wp14:anchorId="3A38762D" wp14:editId="4F3E943F">
+            <wp:extent cx="5731510" cy="1851025"/>
+            <wp:effectExtent l="0" t="0" r="2540" b="0"/>
+            <wp:docPr id="1272091643" name="Picture 5" descr="Virtualization in Cloud Computing and Types - GeeksforGeeks"/>
+            <wp:cNvGraphicFramePr>
+              <a:graphicFrameLocks xmlns:a="http://schemas.openxmlformats.org/drawingml/2006/main" noChangeAspect="1"/>
+            </wp:cNvGraphicFramePr>
+            <a:graphic xmlns:a="http://schemas.openxmlformats.org/drawingml/2006/main">
+              <a:graphicData uri="http://schemas.openxmlformats.org/drawingml/2006/picture">
+                <pic:pic xmlns:pic="http://schemas.openxmlformats.org/drawingml/2006/picture">
+                  <pic:nvPicPr>
+                    <pic:cNvPr id="0" name="Picture 26" descr="Virtualization in Cloud Computing and Types - GeeksforGeeks"/>
+                    <pic:cNvPicPr>
+                      <a:picLocks noChangeAspect="1" noChangeArrowheads="1"/>
+                    </pic:cNvPicPr>
+                  </pic:nvPicPr>
+                  <pic:blipFill>
+                    <a:blip r:embed="rId8">
+                      <a:extLst>
+                        <a:ext uri="{28A0092B-C50C-407E-A947-70E740481C1C}">
+                          <a14:useLocalDpi xmlns:a14="http://schemas.microsoft.com/office/drawing/2010/main" val="0"/>
+                        </a:ext>
+                      </a:extLst>
+                    </a:blip>
+                    <a:srcRect/>
+                    <a:stretch>
+                      <a:fillRect/>
+                    </a:stretch>
+                  </pic:blipFill>
+                  <pic:spPr bwMode="auto">
+                    <a:xfrm>
+                      <a:off x="0" y="0"/>
+                      <a:ext cx="5731510" cy="1851025"/>
+                    </a:xfrm>
+                    <a:prstGeom prst="rect">
+                      <a:avLst/>
+                    </a:prstGeom>
+                    <a:noFill/>
+                    <a:ln>
+                      <a:noFill/>
+                    </a:ln>
+                  </pic:spPr>
+                </pic:pic>
+              </a:graphicData>
+            </a:graphic>
+          </wp:inline>
+        </w:drawing>
+      </w:r>
+    </w:p>
+    <w:p>
+      <w:r>
+        <w:pict w14:anchorId="237B6689">
+          <v:rect id="_x0000_i1035" style="width:0;height:1.5pt" o:hralign="center" o:hrstd="t" o:hr="t" fillcolor="#a0a0a0" stroked="f"/>
+        </w:pict>
       </w:r>
     </w:p>
     <w:p>
@@ -793,138 +1540,138 @@
       <w:pPr>
         <w:numPr>
           <w:ilvl w:val="0"/>
-          <w:numId w:val="4"/>
-        </w:numPr>
-      </w:pPr>
-      <w:r>
-        <w:t>Accessible via web browser.</w:t>
-      </w:r>
-    </w:p>
-    <w:p>
-      <w:pPr>
-        <w:numPr>
-          <w:ilvl w:val="0"/>
-          <w:numId w:val="4"/>
-        </w:numPr>
-      </w:pPr>
-      <w:r>
-        <w:t>No installation required.</w:t>
-      </w:r>
-    </w:p>
-    <w:p>
-      <w:pPr>
-        <w:numPr>
-          <w:ilvl w:val="0"/>
-          <w:numId w:val="4"/>
-        </w:numPr>
-      </w:pPr>
-      <w:r>
-        <w:t>Subscription-based payment model.</w:t>
-      </w:r>
-    </w:p>
-    <w:p>
-      <w:pPr>
-        <w:numPr>
-          <w:ilvl w:val="0"/>
-          <w:numId w:val="4"/>
-        </w:numPr>
-      </w:pPr>
-      <w:r>
-        <w:t>Automatic updates.</w:t>
-      </w:r>
-    </w:p>
-    <w:p>
-      <w:pPr>
-        <w:numPr>
-          <w:ilvl w:val="0"/>
-          <w:numId w:val="4"/>
-        </w:numPr>
-      </w:pPr>
-      <w:r>
-        <w:t>Data stored in cloud.</w:t>
-      </w:r>
-    </w:p>
-    <w:p>
-      <w:pPr>
-        <w:numPr>
-          <w:ilvl w:val="0"/>
-          <w:numId w:val="4"/>
-        </w:numPr>
-      </w:pPr>
-      <w:r>
-        <w:t>Multi-user collaboration.</w:t>
-      </w:r>
-    </w:p>
-    <w:p>
-      <w:pPr>
-        <w:numPr>
-          <w:ilvl w:val="0"/>
-          <w:numId w:val="4"/>
-        </w:numPr>
-      </w:pPr>
-      <w:r>
-        <w:t>Low maintenance cost.</w:t>
-      </w:r>
-    </w:p>
-    <w:p>
-      <w:pPr>
-        <w:numPr>
-          <w:ilvl w:val="0"/>
-          <w:numId w:val="4"/>
-        </w:numPr>
-      </w:pPr>
-      <w:r>
-        <w:t>Easy accessibility from anywhere.</w:t>
-      </w:r>
-    </w:p>
-    <w:p>
-      <w:pPr>
-        <w:numPr>
-          <w:ilvl w:val="0"/>
-          <w:numId w:val="4"/>
-        </w:numPr>
-      </w:pPr>
-      <w:r>
-        <w:t>Secure data management.</w:t>
-      </w:r>
-    </w:p>
-    <w:p>
-      <w:pPr>
-        <w:numPr>
-          <w:ilvl w:val="0"/>
-          <w:numId w:val="4"/>
-        </w:numPr>
-      </w:pPr>
-      <w:r>
-        <w:t>Examples: Microsoft 365, Gmail.</w:t>
-      </w:r>
-    </w:p>
-    <w:p>
-      <w:pPr>
-        <w:numPr>
-          <w:ilvl w:val="0"/>
-          <w:numId w:val="4"/>
-        </w:numPr>
-      </w:pPr>
-      <w:r>
-        <w:t>User-friendly interface.</w:t>
-      </w:r>
-    </w:p>
-    <w:p>
-      <w:pPr>
-        <w:numPr>
-          <w:ilvl w:val="0"/>
-          <w:numId w:val="4"/>
-        </w:numPr>
-      </w:pPr>
-      <w:r>
-        <w:t>Suitable for businesses and individuals.</w:t>
-      </w:r>
-    </w:p>
-    <w:p>
-      <w:r>
-        <w:pict w14:anchorId="14C12BD9">
-          <v:rect id="_x0000_i1145" style="width:0;height:1.5pt" o:hralign="center" o:hrstd="t" o:hr="t" fillcolor="#a0a0a0" stroked="f"/>
+          <w:numId w:val="6"/>
+        </w:numPr>
+      </w:pPr>
+      <w:r>
+        <w:t>Creates multiple virtual machines (VMs).</w:t>
+      </w:r>
+    </w:p>
+    <w:p>
+      <w:pPr>
+        <w:numPr>
+          <w:ilvl w:val="0"/>
+          <w:numId w:val="6"/>
+        </w:numPr>
+      </w:pPr>
+      <w:r>
+        <w:t>Allows multiple OS on single physical machine.</w:t>
+      </w:r>
+    </w:p>
+    <w:p>
+      <w:pPr>
+        <w:numPr>
+          <w:ilvl w:val="0"/>
+          <w:numId w:val="6"/>
+        </w:numPr>
+      </w:pPr>
+      <w:r>
+        <w:t>Improves hardware utilization.</w:t>
+      </w:r>
+    </w:p>
+    <w:p>
+      <w:pPr>
+        <w:numPr>
+          <w:ilvl w:val="0"/>
+          <w:numId w:val="6"/>
+        </w:numPr>
+      </w:pPr>
+      <w:r>
+        <w:t>Provides isolation between users.</w:t>
+      </w:r>
+    </w:p>
+    <w:p>
+      <w:pPr>
+        <w:numPr>
+          <w:ilvl w:val="0"/>
+          <w:numId w:val="6"/>
+        </w:numPr>
+      </w:pPr>
+      <w:r>
+        <w:t>Supports dynamic resource allocation.</w:t>
+      </w:r>
+    </w:p>
+    <w:p>
+      <w:pPr>
+        <w:numPr>
+          <w:ilvl w:val="0"/>
+          <w:numId w:val="6"/>
+        </w:numPr>
+      </w:pPr>
+      <w:r>
+        <w:t>Enables live migration of VMs.</w:t>
+      </w:r>
+    </w:p>
+    <w:p>
+      <w:pPr>
+        <w:numPr>
+          <w:ilvl w:val="0"/>
+          <w:numId w:val="6"/>
+        </w:numPr>
+      </w:pPr>
+      <w:r>
+        <w:t>Reduces operational cost.</w:t>
+      </w:r>
+    </w:p>
+    <w:p>
+      <w:pPr>
+        <w:numPr>
+          <w:ilvl w:val="0"/>
+          <w:numId w:val="6"/>
+        </w:numPr>
+      </w:pPr>
+      <w:r>
+        <w:t>Enhances scalability.</w:t>
+      </w:r>
+    </w:p>
+    <w:p>
+      <w:pPr>
+        <w:numPr>
+          <w:ilvl w:val="0"/>
+          <w:numId w:val="6"/>
+        </w:numPr>
+      </w:pPr>
+      <w:r>
+        <w:t>Improves disaster recovery.</w:t>
+      </w:r>
+    </w:p>
+    <w:p>
+      <w:pPr>
+        <w:numPr>
+          <w:ilvl w:val="0"/>
+          <w:numId w:val="6"/>
+        </w:numPr>
+      </w:pPr>
+      <w:r>
+        <w:t>Provides efficient load balancing.</w:t>
+      </w:r>
+    </w:p>
+    <w:p>
+      <w:pPr>
+        <w:numPr>
+          <w:ilvl w:val="0"/>
+          <w:numId w:val="6"/>
+        </w:numPr>
+      </w:pPr>
+      <w:r>
+        <w:t>Supports cloud automation.</w:t>
+      </w:r>
+    </w:p>
+    <w:p>
+      <w:pPr>
+        <w:numPr>
+          <w:ilvl w:val="0"/>
+          <w:numId w:val="6"/>
+        </w:numPr>
+      </w:pPr>
+      <w:r>
+        <w:t>Backbone of IaaS model.</w:t>
+      </w:r>
+    </w:p>
+    <w:p>
+      <w:r>
+        <w:pict w14:anchorId="50196977">
+          <v:rect id="_x0000_i1036" style="width:0;height:1.5pt" o:hralign="center" o:hrstd="t" o:hr="t" fillcolor="#a0a0a0" stroked="f"/>
         </w:pict>
       </w:r>
     </w:p>
@@ -937,16 +1684,85 @@
       </w:pPr>
       <w:r>
         <w:rPr>
-          <w:b/>
-          <w:bCs/>
-        </w:rPr>
-        <w:t>Q3. Draw and explain the architecture of Cloud Computing.</w:t>
-      </w:r>
-    </w:p>
-    <w:p>
-      <w:r>
-        <w:pict w14:anchorId="51BBEF22">
-          <v:rect id="_x0000_i1146" style="width:0;height:1.5pt" o:hralign="center" o:hrstd="t" o:hr="t" fillcolor="#a0a0a0" stroked="f"/>
+          <w:rFonts w:ascii="Segoe UI Emoji" w:hAnsi="Segoe UI Emoji" w:cs="Segoe UI Emoji"/>
+          <w:b/>
+          <w:bCs/>
+        </w:rPr>
+        <w:t>📌</w:t>
+      </w:r>
+      <w:r>
+        <w:rPr>
+          <w:b/>
+          <w:bCs/>
+        </w:rPr>
+        <w:t xml:space="preserve"> Virtualization Diagram:</w:t>
+      </w:r>
+    </w:p>
+    <w:p>
+      <w:r>
+        <w:t xml:space="preserve">           +----------------------+</w:t>
+      </w:r>
+    </w:p>
+    <w:p>
+      <w:r>
+        <w:t xml:space="preserve">           |   Physical Hardware  |</w:t>
+      </w:r>
+    </w:p>
+    <w:p>
+      <w:r>
+        <w:t xml:space="preserve">           +----------+-----------+</w:t>
+      </w:r>
+    </w:p>
+    <w:p>
+      <w:r>
+        <w:t xml:space="preserve">                      |</w:t>
+      </w:r>
+    </w:p>
+    <w:p>
+      <w:r>
+        <w:lastRenderedPageBreak/>
+        <w:t xml:space="preserve">                +-----v------+</w:t>
+      </w:r>
+    </w:p>
+    <w:p>
+      <w:r>
+        <w:t xml:space="preserve">                | Hypervisor |</w:t>
+      </w:r>
+    </w:p>
+    <w:p>
+      <w:r>
+        <w:t xml:space="preserve">                +-----+------+ </w:t>
+      </w:r>
+    </w:p>
+    <w:p>
+      <w:r>
+        <w:t xml:space="preserve">                      |</w:t>
+      </w:r>
+    </w:p>
+    <w:p>
+      <w:r>
+        <w:t xml:space="preserve">          -----------------------------</w:t>
+      </w:r>
+    </w:p>
+    <w:p>
+      <w:r>
+        <w:t xml:space="preserve">          |            |             |</w:t>
+      </w:r>
+    </w:p>
+    <w:p>
+      <w:r>
+        <w:t xml:space="preserve">        VM1          VM2           VM3</w:t>
+      </w:r>
+    </w:p>
+    <w:p>
+      <w:r>
+        <w:t xml:space="preserve">      (OS+App)     (OS+App)      (OS+App)</w:t>
+      </w:r>
+    </w:p>
+    <w:p>
+      <w:r>
+        <w:pict w14:anchorId="79EFCFF2">
+          <v:rect id="_x0000_i1037" style="width:0;height:1.5pt" o:hralign="center" o:hrstd="t" o:hr="t" fillcolor="#a0a0a0" stroked="f"/>
         </w:pict>
       </w:r>
     </w:p>
@@ -959,6 +1775,375 @@
       </w:pPr>
       <w:r>
         <w:rPr>
+          <w:b/>
+          <w:bCs/>
+        </w:rPr>
+        <w:t>Q5. Define Grid Computing with its advantages and limitations.</w:t>
+      </w:r>
+    </w:p>
+    <w:p>
+      <w:r>
+        <w:pict w14:anchorId="00096F54">
+          <v:rect id="_x0000_i1038" style="width:0;height:1.5pt" o:hralign="center" o:hrstd="t" o:hr="t" fillcolor="#a0a0a0" stroked="f"/>
+        </w:pict>
+      </w:r>
+    </w:p>
+    <w:p>
+      <w:pPr>
+        <w:rPr>
+          <w:b/>
+          <w:bCs/>
+        </w:rPr>
+      </w:pPr>
+      <w:r>
+        <w:rPr>
+          <w:b/>
+          <w:bCs/>
+        </w:rPr>
+        <w:t>Definition:</w:t>
+      </w:r>
+    </w:p>
+    <w:p>
+      <w:r>
+        <w:t>Grid Computing is a distributed computing system where multiple computers work together to solve large and complex problems.</w:t>
+      </w:r>
+    </w:p>
+    <w:p>
+      <w:r>
+        <w:rPr>
+          <w:noProof/>
+        </w:rPr>
+        <w:drawing>
+          <wp:inline distT="0" distB="0" distL="0" distR="0" wp14:anchorId="657CAF92" wp14:editId="2487FA24">
+            <wp:extent cx="2667000" cy="1717675"/>
+            <wp:effectExtent l="0" t="0" r="0" b="0"/>
+            <wp:docPr id="636013232" name="Picture 7" descr="Grid Computing Benefits for Cloud | Download Scientific Diagram"/>
+            <wp:cNvGraphicFramePr>
+              <a:graphicFrameLocks xmlns:a="http://schemas.openxmlformats.org/drawingml/2006/main" noChangeAspect="1"/>
+            </wp:cNvGraphicFramePr>
+            <a:graphic xmlns:a="http://schemas.openxmlformats.org/drawingml/2006/main">
+              <a:graphicData uri="http://schemas.openxmlformats.org/drawingml/2006/picture">
+                <pic:pic xmlns:pic="http://schemas.openxmlformats.org/drawingml/2006/picture">
+                  <pic:nvPicPr>
+                    <pic:cNvPr id="0" name="Picture 33" descr="Grid Computing Benefits for Cloud | Download Scientific Diagram"/>
+                    <pic:cNvPicPr>
+                      <a:picLocks noChangeAspect="1" noChangeArrowheads="1"/>
+                    </pic:cNvPicPr>
+                  </pic:nvPicPr>
+                  <pic:blipFill>
+                    <a:blip r:embed="rId9">
+                      <a:extLst>
+                        <a:ext uri="{28A0092B-C50C-407E-A947-70E740481C1C}">
+                          <a14:useLocalDpi xmlns:a14="http://schemas.microsoft.com/office/drawing/2010/main" val="0"/>
+                        </a:ext>
+                      </a:extLst>
+                    </a:blip>
+                    <a:srcRect/>
+                    <a:stretch>
+                      <a:fillRect/>
+                    </a:stretch>
+                  </pic:blipFill>
+                  <pic:spPr bwMode="auto">
+                    <a:xfrm>
+                      <a:off x="0" y="0"/>
+                      <a:ext cx="2667000" cy="1717675"/>
+                    </a:xfrm>
+                    <a:prstGeom prst="rect">
+                      <a:avLst/>
+                    </a:prstGeom>
+                    <a:noFill/>
+                    <a:ln>
+                      <a:noFill/>
+                    </a:ln>
+                  </pic:spPr>
+                </pic:pic>
+              </a:graphicData>
+            </a:graphic>
+          </wp:inline>
+        </w:drawing>
+      </w:r>
+    </w:p>
+    <w:p>
+      <w:r>
+        <w:pict w14:anchorId="05009919">
+          <v:rect id="_x0000_i1039" style="width:0;height:1.5pt" o:hralign="center" o:hrstd="t" o:hr="t" fillcolor="#a0a0a0" stroked="f"/>
+        </w:pict>
+      </w:r>
+    </w:p>
+    <w:p>
+      <w:pPr>
+        <w:rPr>
+          <w:b/>
+          <w:bCs/>
+        </w:rPr>
+      </w:pPr>
+      <w:r>
+        <w:rPr>
+          <w:b/>
+          <w:bCs/>
+        </w:rPr>
+        <w:t>Advantages:</w:t>
+      </w:r>
+    </w:p>
+    <w:p>
+      <w:pPr>
+        <w:numPr>
+          <w:ilvl w:val="0"/>
+          <w:numId w:val="7"/>
+        </w:numPr>
+      </w:pPr>
+      <w:r>
+        <w:t>Efficient use of idle resources.</w:t>
+      </w:r>
+    </w:p>
+    <w:p>
+      <w:pPr>
+        <w:numPr>
+          <w:ilvl w:val="0"/>
+          <w:numId w:val="7"/>
+        </w:numPr>
+      </w:pPr>
+      <w:r>
+        <w:t>High performance computing.</w:t>
+      </w:r>
+    </w:p>
+    <w:p>
+      <w:pPr>
+        <w:numPr>
+          <w:ilvl w:val="0"/>
+          <w:numId w:val="7"/>
+        </w:numPr>
+      </w:pPr>
+      <w:r>
+        <w:t>Cost-effective.</w:t>
+      </w:r>
+    </w:p>
+    <w:p>
+      <w:pPr>
+        <w:numPr>
+          <w:ilvl w:val="0"/>
+          <w:numId w:val="7"/>
+        </w:numPr>
+      </w:pPr>
+      <w:r>
+        <w:t>Solves complex scientific problems.</w:t>
+      </w:r>
+    </w:p>
+    <w:p>
+      <w:pPr>
+        <w:numPr>
+          <w:ilvl w:val="0"/>
+          <w:numId w:val="7"/>
+        </w:numPr>
+      </w:pPr>
+      <w:r>
+        <w:t>Flexible resource sharing.</w:t>
+      </w:r>
+    </w:p>
+    <w:p>
+      <w:pPr>
+        <w:numPr>
+          <w:ilvl w:val="0"/>
+          <w:numId w:val="7"/>
+        </w:numPr>
+      </w:pPr>
+      <w:r>
+        <w:t>Scalable system.</w:t>
+      </w:r>
+    </w:p>
+    <w:p>
+      <w:pPr>
+        <w:numPr>
+          <w:ilvl w:val="0"/>
+          <w:numId w:val="7"/>
+        </w:numPr>
+      </w:pPr>
+      <w:r>
+        <w:lastRenderedPageBreak/>
+        <w:t>Parallel processing support.</w:t>
+      </w:r>
+    </w:p>
+    <w:p>
+      <w:pPr>
+        <w:numPr>
+          <w:ilvl w:val="0"/>
+          <w:numId w:val="7"/>
+        </w:numPr>
+      </w:pPr>
+      <w:r>
+        <w:t>Improved productivity.</w:t>
+      </w:r>
+    </w:p>
+    <w:p>
+      <w:pPr>
+        <w:numPr>
+          <w:ilvl w:val="0"/>
+          <w:numId w:val="7"/>
+        </w:numPr>
+      </w:pPr>
+      <w:r>
+        <w:t>Distributed workload.</w:t>
+      </w:r>
+    </w:p>
+    <w:p>
+      <w:pPr>
+        <w:numPr>
+          <w:ilvl w:val="0"/>
+          <w:numId w:val="7"/>
+        </w:numPr>
+      </w:pPr>
+      <w:r>
+        <w:t>Suitable for research organizations.</w:t>
+      </w:r>
+    </w:p>
+    <w:p>
+      <w:r>
+        <w:pict w14:anchorId="02FE14AD">
+          <v:rect id="_x0000_i1040" style="width:0;height:1.5pt" o:hralign="center" o:hrstd="t" o:hr="t" fillcolor="#a0a0a0" stroked="f"/>
+        </w:pict>
+      </w:r>
+    </w:p>
+    <w:p>
+      <w:pPr>
+        <w:rPr>
+          <w:b/>
+          <w:bCs/>
+        </w:rPr>
+      </w:pPr>
+      <w:r>
+        <w:rPr>
+          <w:b/>
+          <w:bCs/>
+        </w:rPr>
+        <w:t>Limitations:</w:t>
+      </w:r>
+    </w:p>
+    <w:p>
+      <w:pPr>
+        <w:numPr>
+          <w:ilvl w:val="0"/>
+          <w:numId w:val="8"/>
+        </w:numPr>
+      </w:pPr>
+      <w:r>
+        <w:t>Complex management.</w:t>
+      </w:r>
+    </w:p>
+    <w:p>
+      <w:pPr>
+        <w:numPr>
+          <w:ilvl w:val="0"/>
+          <w:numId w:val="8"/>
+        </w:numPr>
+      </w:pPr>
+      <w:r>
+        <w:t>Security risks.</w:t>
+      </w:r>
+    </w:p>
+    <w:p>
+      <w:pPr>
+        <w:numPr>
+          <w:ilvl w:val="0"/>
+          <w:numId w:val="8"/>
+        </w:numPr>
+      </w:pPr>
+      <w:r>
+        <w:t>Network dependency.</w:t>
+      </w:r>
+    </w:p>
+    <w:p>
+      <w:pPr>
+        <w:numPr>
+          <w:ilvl w:val="0"/>
+          <w:numId w:val="8"/>
+        </w:numPr>
+      </w:pPr>
+      <w:r>
+        <w:t>Resource coordination issues.</w:t>
+      </w:r>
+    </w:p>
+    <w:p>
+      <w:pPr>
+        <w:numPr>
+          <w:ilvl w:val="0"/>
+          <w:numId w:val="8"/>
+        </w:numPr>
+      </w:pPr>
+      <w:r>
+        <w:t>High maintenance.</w:t>
+      </w:r>
+    </w:p>
+    <w:p>
+      <w:pPr>
+        <w:numPr>
+          <w:ilvl w:val="0"/>
+          <w:numId w:val="8"/>
+        </w:numPr>
+      </w:pPr>
+      <w:r>
+        <w:t>Not suitable for small tasks.</w:t>
+      </w:r>
+    </w:p>
+    <w:p>
+      <w:pPr>
+        <w:numPr>
+          <w:ilvl w:val="0"/>
+          <w:numId w:val="8"/>
+        </w:numPr>
+      </w:pPr>
+      <w:r>
+        <w:t>Requires high bandwidth.</w:t>
+      </w:r>
+    </w:p>
+    <w:p>
+      <w:pPr>
+        <w:numPr>
+          <w:ilvl w:val="0"/>
+          <w:numId w:val="8"/>
+        </w:numPr>
+      </w:pPr>
+      <w:r>
+        <w:t>Difficult troubleshooting.</w:t>
+      </w:r>
+    </w:p>
+    <w:p>
+      <w:pPr>
+        <w:numPr>
+          <w:ilvl w:val="0"/>
+          <w:numId w:val="8"/>
+        </w:numPr>
+      </w:pPr>
+      <w:r>
+        <w:t>Data synchronization problems.</w:t>
+      </w:r>
+    </w:p>
+    <w:p>
+      <w:pPr>
+        <w:numPr>
+          <w:ilvl w:val="0"/>
+          <w:numId w:val="8"/>
+        </w:numPr>
+      </w:pPr>
+      <w:r>
+        <w:t>Limited control over distributed nodes.</w:t>
+      </w:r>
+    </w:p>
+    <w:p>
+      <w:r>
+        <w:pict w14:anchorId="686BE1A4">
+          <v:rect id="_x0000_i1041" style="width:0;height:1.5pt" o:hralign="center" o:hrstd="t" o:hr="t" fillcolor="#a0a0a0" stroked="f"/>
+        </w:pict>
+      </w:r>
+    </w:p>
+    <w:p>
+      <w:pPr>
+        <w:rPr>
+          <w:b/>
+          <w:bCs/>
+        </w:rPr>
+      </w:pPr>
+      <w:r>
+        <w:rPr>
           <w:rFonts w:ascii="Segoe UI Emoji" w:hAnsi="Segoe UI Emoji" w:cs="Segoe UI Emoji"/>
           <w:b/>
           <w:bCs/>
@@ -970,1158 +2155,64 @@
           <w:b/>
           <w:bCs/>
         </w:rPr>
-        <w:t xml:space="preserve"> Diagram:</w:t>
-      </w:r>
-    </w:p>
-    <w:p>
-      <w:r>
-        <w:t xml:space="preserve">                    +--------------------+</w:t>
-      </w:r>
-    </w:p>
-    <w:p>
-      <w:r>
-        <w:t xml:space="preserve">                    |      End Users     |</w:t>
+        <w:t xml:space="preserve"> Grid Computing Diagram:</w:t>
+      </w:r>
+    </w:p>
+    <w:p>
+      <w:r>
+        <w:t xml:space="preserve">        +---------+      +---------+</w:t>
+      </w:r>
+    </w:p>
+    <w:p>
+      <w:r>
+        <w:t xml:space="preserve">        | Node 1  |      | Node 2  |</w:t>
+      </w:r>
+    </w:p>
+    <w:p>
+      <w:r>
+        <w:t xml:space="preserve">        +----+----+      +----+----+</w:t>
+      </w:r>
+    </w:p>
+    <w:p>
+      <w:r>
+        <w:t xml:space="preserve">             \               /</w:t>
+      </w:r>
+    </w:p>
+    <w:p>
+      <w:r>
+        <w:t xml:space="preserve">              \             /</w:t>
+      </w:r>
+    </w:p>
+    <w:p>
+      <w:r>
+        <w:t xml:space="preserve">           +-------------------+</w:t>
+      </w:r>
+    </w:p>
+    <w:p>
+      <w:r>
+        <w:t xml:space="preserve">           |   Grid Controller |</w:t>
+      </w:r>
+    </w:p>
+    <w:p>
+      <w:r>
+        <w:t xml:space="preserve">           +-------------------+</w:t>
+      </w:r>
+    </w:p>
+    <w:p>
+      <w:r>
+        <w:t xml:space="preserve">              /             \</w:t>
+      </w:r>
+    </w:p>
+    <w:p>
+      <w:r>
+        <w:t xml:space="preserve">        +----+----+      +----+----+</w:t>
       </w:r>
     </w:p>
     <w:p>
       <w:r>
         <w:lastRenderedPageBreak/>
-        <w:t xml:space="preserve">                    +---------+----------+</w:t>
-      </w:r>
-    </w:p>
-    <w:p>
-      <w:r>
-        <w:t xml:space="preserve">                              |</w:t>
-      </w:r>
-    </w:p>
-    <w:p>
-      <w:r>
-        <w:t xml:space="preserve">                    +---------v----------+</w:t>
-      </w:r>
-    </w:p>
-    <w:p>
-      <w:r>
-        <w:t xml:space="preserve">                    |      Front End     |</w:t>
-      </w:r>
-    </w:p>
-    <w:p>
-      <w:r>
-        <w:t xml:space="preserve">                    </w:t>
-      </w:r>
-      <w:proofErr w:type="gramStart"/>
-      <w:r>
-        <w:t>|  Browser</w:t>
-      </w:r>
-      <w:proofErr w:type="gramEnd"/>
-      <w:r>
-        <w:t xml:space="preserve"> / </w:t>
-      </w:r>
-      <w:proofErr w:type="gramStart"/>
-      <w:r>
-        <w:t>Client  |</w:t>
-      </w:r>
-      <w:proofErr w:type="gramEnd"/>
-    </w:p>
-    <w:p>
-      <w:r>
-        <w:t xml:space="preserve">                    +---------+----------+</w:t>
-      </w:r>
-    </w:p>
-    <w:p>
-      <w:r>
-        <w:t xml:space="preserve">                              |</w:t>
-      </w:r>
-    </w:p>
-    <w:p>
-      <w:r>
-        <w:t xml:space="preserve">                          Internet</w:t>
-      </w:r>
-    </w:p>
-    <w:p>
-      <w:r>
-        <w:t xml:space="preserve">                              |</w:t>
-      </w:r>
-    </w:p>
-    <w:p>
-      <w:r>
-        <w:t xml:space="preserve">        -------------------------------------------------</w:t>
-      </w:r>
-    </w:p>
-    <w:p>
-      <w:r>
-        <w:t xml:space="preserve">        |                Cloud Backend                 |</w:t>
-      </w:r>
-    </w:p>
-    <w:p>
-      <w:r>
-        <w:t xml:space="preserve">        |  +---------------------------------------+  |</w:t>
-      </w:r>
-    </w:p>
-    <w:p>
-      <w:r>
-        <w:t xml:space="preserve">        </w:t>
-      </w:r>
-      <w:proofErr w:type="gramStart"/>
-      <w:r>
-        <w:t>|  |</w:t>
-      </w:r>
-      <w:proofErr w:type="gramEnd"/>
-      <w:r>
-        <w:t xml:space="preserve">  Application </w:t>
-      </w:r>
-      <w:proofErr w:type="gramStart"/>
-      <w:r>
-        <w:t xml:space="preserve">Layer  (SaaS)   </w:t>
-      </w:r>
-      <w:proofErr w:type="gramEnd"/>
-      <w:r>
-        <w:t xml:space="preserve">         </w:t>
-      </w:r>
-      <w:proofErr w:type="gramStart"/>
-      <w:r>
-        <w:t>|  |</w:t>
-      </w:r>
-      <w:proofErr w:type="gramEnd"/>
-    </w:p>
-    <w:p>
-      <w:r>
-        <w:t xml:space="preserve">        </w:t>
-      </w:r>
-      <w:proofErr w:type="gramStart"/>
-      <w:r>
-        <w:t>|  |</w:t>
-      </w:r>
-      <w:proofErr w:type="gramEnd"/>
-      <w:r>
-        <w:t xml:space="preserve">  Platform Layer  </w:t>
-      </w:r>
-      <w:proofErr w:type="gramStart"/>
-      <w:r>
-        <w:t xml:space="preserve">   (PaaS)   </w:t>
-      </w:r>
-      <w:proofErr w:type="gramEnd"/>
-      <w:r>
-        <w:t xml:space="preserve">         </w:t>
-      </w:r>
-      <w:proofErr w:type="gramStart"/>
-      <w:r>
-        <w:t>|  |</w:t>
-      </w:r>
-      <w:proofErr w:type="gramEnd"/>
-    </w:p>
-    <w:p>
-      <w:r>
-        <w:t xml:space="preserve">        </w:t>
-      </w:r>
-      <w:proofErr w:type="gramStart"/>
-      <w:r>
-        <w:t>|  |</w:t>
-      </w:r>
-      <w:proofErr w:type="gramEnd"/>
-      <w:r>
-        <w:t xml:space="preserve">  Infrastructure  </w:t>
-      </w:r>
-      <w:proofErr w:type="gramStart"/>
-      <w:r>
-        <w:t xml:space="preserve">   (IaaS)   </w:t>
-      </w:r>
-      <w:proofErr w:type="gramEnd"/>
-      <w:r>
-        <w:t xml:space="preserve">         </w:t>
-      </w:r>
-      <w:proofErr w:type="gramStart"/>
-      <w:r>
-        <w:t>|  |</w:t>
-      </w:r>
-      <w:proofErr w:type="gramEnd"/>
-    </w:p>
-    <w:p>
-      <w:r>
-        <w:t xml:space="preserve">        </w:t>
-      </w:r>
-      <w:proofErr w:type="gramStart"/>
-      <w:r>
-        <w:t>|  |</w:t>
-      </w:r>
-      <w:proofErr w:type="gramEnd"/>
-      <w:r>
-        <w:t xml:space="preserve">  Virtualization Layer                 </w:t>
-      </w:r>
-      <w:proofErr w:type="gramStart"/>
-      <w:r>
-        <w:t>|  |</w:t>
-      </w:r>
-      <w:proofErr w:type="gramEnd"/>
-    </w:p>
-    <w:p>
-      <w:r>
-        <w:t xml:space="preserve">        </w:t>
-      </w:r>
-      <w:proofErr w:type="gramStart"/>
-      <w:r>
-        <w:t>|  |</w:t>
-      </w:r>
-      <w:proofErr w:type="gramEnd"/>
-      <w:r>
-        <w:t xml:space="preserve">  Storage &amp; Database                   </w:t>
-      </w:r>
-      <w:proofErr w:type="gramStart"/>
-      <w:r>
-        <w:t>|  |</w:t>
-      </w:r>
-      <w:proofErr w:type="gramEnd"/>
-    </w:p>
-    <w:p>
-      <w:r>
-        <w:t xml:space="preserve">        </w:t>
-      </w:r>
-      <w:proofErr w:type="gramStart"/>
-      <w:r>
-        <w:t>|  |</w:t>
-      </w:r>
-      <w:proofErr w:type="gramEnd"/>
-      <w:r>
-        <w:t xml:space="preserve">  Security &amp; Management System         </w:t>
-      </w:r>
-      <w:proofErr w:type="gramStart"/>
-      <w:r>
-        <w:t>|  |</w:t>
-      </w:r>
-      <w:proofErr w:type="gramEnd"/>
-    </w:p>
-    <w:p>
-      <w:r>
-        <w:t xml:space="preserve">        |  +---------------------------------------+  |</w:t>
-      </w:r>
-    </w:p>
-    <w:p>
-      <w:r>
-        <w:t xml:space="preserve">        -------------------------------------------------</w:t>
-      </w:r>
-    </w:p>
-    <w:p>
-      <w:r>
-        <w:pict w14:anchorId="31D1DA3F">
-          <v:rect id="_x0000_i1147" style="width:0;height:1.5pt" o:hralign="center" o:hrstd="t" o:hr="t" fillcolor="#a0a0a0" stroked="f"/>
-        </w:pict>
-      </w:r>
-    </w:p>
-    <w:p>
-      <w:pPr>
-        <w:rPr>
-          <w:b/>
-          <w:bCs/>
-        </w:rPr>
-      </w:pPr>
-      <w:r>
-        <w:rPr>
-          <w:b/>
-          <w:bCs/>
-        </w:rPr>
-        <w:t>Explanation (12 Points)</w:t>
-      </w:r>
-    </w:p>
-    <w:p>
-      <w:pPr>
-        <w:numPr>
-          <w:ilvl w:val="0"/>
-          <w:numId w:val="5"/>
-        </w:numPr>
-      </w:pPr>
-      <w:r>
-        <w:t>Front End – Client device interface.</w:t>
-      </w:r>
-    </w:p>
-    <w:p>
-      <w:pPr>
-        <w:numPr>
-          <w:ilvl w:val="0"/>
-          <w:numId w:val="5"/>
-        </w:numPr>
-      </w:pPr>
-      <w:r>
-        <w:t xml:space="preserve">Back End – Cloud servers and data </w:t>
-      </w:r>
-      <w:proofErr w:type="spellStart"/>
-      <w:r>
-        <w:t>centers</w:t>
-      </w:r>
-      <w:proofErr w:type="spellEnd"/>
-      <w:r>
-        <w:t>.</w:t>
-      </w:r>
-    </w:p>
-    <w:p>
-      <w:pPr>
-        <w:numPr>
-          <w:ilvl w:val="0"/>
-          <w:numId w:val="5"/>
-        </w:numPr>
-      </w:pPr>
-      <w:r>
-        <w:t>Internet connects users to cloud.</w:t>
-      </w:r>
-    </w:p>
-    <w:p>
-      <w:pPr>
-        <w:numPr>
-          <w:ilvl w:val="0"/>
-          <w:numId w:val="5"/>
-        </w:numPr>
-      </w:pPr>
-      <w:r>
-        <w:t>Application layer delivers SaaS.</w:t>
-      </w:r>
-    </w:p>
-    <w:p>
-      <w:pPr>
-        <w:numPr>
-          <w:ilvl w:val="0"/>
-          <w:numId w:val="5"/>
-        </w:numPr>
-      </w:pPr>
-      <w:r>
-        <w:t>Platform layer delivers PaaS.</w:t>
-      </w:r>
-    </w:p>
-    <w:p>
-      <w:pPr>
-        <w:numPr>
-          <w:ilvl w:val="0"/>
-          <w:numId w:val="5"/>
-        </w:numPr>
-      </w:pPr>
-      <w:r>
-        <w:t>Infrastructure layer delivers IaaS.</w:t>
-      </w:r>
-    </w:p>
-    <w:p>
-      <w:pPr>
-        <w:numPr>
-          <w:ilvl w:val="0"/>
-          <w:numId w:val="5"/>
-        </w:numPr>
-      </w:pPr>
-      <w:r>
-        <w:lastRenderedPageBreak/>
-        <w:t>Virtualization layer creates VMs.</w:t>
-      </w:r>
-    </w:p>
-    <w:p>
-      <w:pPr>
-        <w:numPr>
-          <w:ilvl w:val="0"/>
-          <w:numId w:val="5"/>
-        </w:numPr>
-      </w:pPr>
-      <w:r>
-        <w:t>Storage system stores data.</w:t>
-      </w:r>
-    </w:p>
-    <w:p>
-      <w:pPr>
-        <w:numPr>
-          <w:ilvl w:val="0"/>
-          <w:numId w:val="5"/>
-        </w:numPr>
-      </w:pPr>
-      <w:r>
-        <w:t>Database manages structured data.</w:t>
-      </w:r>
-    </w:p>
-    <w:p>
-      <w:pPr>
-        <w:numPr>
-          <w:ilvl w:val="0"/>
-          <w:numId w:val="5"/>
-        </w:numPr>
-      </w:pPr>
-      <w:r>
-        <w:t>Security system protects data.</w:t>
-      </w:r>
-    </w:p>
-    <w:p>
-      <w:pPr>
-        <w:numPr>
-          <w:ilvl w:val="0"/>
-          <w:numId w:val="5"/>
-        </w:numPr>
-      </w:pPr>
-      <w:r>
-        <w:t>Management software monitors performance.</w:t>
-      </w:r>
-    </w:p>
-    <w:p>
-      <w:pPr>
-        <w:numPr>
-          <w:ilvl w:val="0"/>
-          <w:numId w:val="5"/>
-        </w:numPr>
-      </w:pPr>
-      <w:r>
-        <w:t>Load balancer distributes traffic.</w:t>
-      </w:r>
-    </w:p>
-    <w:p>
-      <w:r>
-        <w:pict w14:anchorId="5AAE7621">
-          <v:rect id="_x0000_i1148" style="width:0;height:1.5pt" o:hralign="center" o:hrstd="t" o:hr="t" fillcolor="#a0a0a0" stroked="f"/>
-        </w:pict>
-      </w:r>
-    </w:p>
-    <w:p>
-      <w:pPr>
-        <w:rPr>
-          <w:b/>
-          <w:bCs/>
-        </w:rPr>
-      </w:pPr>
-      <w:r>
-        <w:rPr>
-          <w:b/>
-          <w:bCs/>
-        </w:rPr>
-        <w:t>Q4. Explain the role of Virtualization in Cloud Architecture.</w:t>
-      </w:r>
-    </w:p>
-    <w:p>
-      <w:r>
-        <w:pict w14:anchorId="71F6C89F">
-          <v:rect id="_x0000_i1149" style="width:0;height:1.5pt" o:hralign="center" o:hrstd="t" o:hr="t" fillcolor="#a0a0a0" stroked="f"/>
-        </w:pict>
-      </w:r>
-    </w:p>
-    <w:p>
-      <w:pPr>
-        <w:rPr>
-          <w:b/>
-          <w:bCs/>
-        </w:rPr>
-      </w:pPr>
-      <w:r>
-        <w:rPr>
-          <w:b/>
-          <w:bCs/>
-        </w:rPr>
-        <w:t>Definition:</w:t>
-      </w:r>
-    </w:p>
-    <w:p>
-      <w:r>
-        <w:t>Virtualization is the process of creating virtual versions of hardware resources like servers, storage, and networks.</w:t>
-      </w:r>
-    </w:p>
-    <w:p>
-      <w:r>
-        <w:pict w14:anchorId="237B6689">
-          <v:rect id="_x0000_i1150" style="width:0;height:1.5pt" o:hralign="center" o:hrstd="t" o:hr="t" fillcolor="#a0a0a0" stroked="f"/>
-        </w:pict>
-      </w:r>
-    </w:p>
-    <w:p>
-      <w:pPr>
-        <w:rPr>
-          <w:b/>
-          <w:bCs/>
-        </w:rPr>
-      </w:pPr>
-      <w:r>
-        <w:rPr>
-          <w:b/>
-          <w:bCs/>
-        </w:rPr>
-        <w:t>Points:</w:t>
-      </w:r>
-    </w:p>
-    <w:p>
-      <w:pPr>
-        <w:numPr>
-          <w:ilvl w:val="0"/>
-          <w:numId w:val="6"/>
-        </w:numPr>
-      </w:pPr>
-      <w:r>
-        <w:t>Creates multiple virtual machines (VMs).</w:t>
-      </w:r>
-    </w:p>
-    <w:p>
-      <w:pPr>
-        <w:numPr>
-          <w:ilvl w:val="0"/>
-          <w:numId w:val="6"/>
-        </w:numPr>
-      </w:pPr>
-      <w:r>
-        <w:t>Allows multiple OS on single physical machine.</w:t>
-      </w:r>
-    </w:p>
-    <w:p>
-      <w:pPr>
-        <w:numPr>
-          <w:ilvl w:val="0"/>
-          <w:numId w:val="6"/>
-        </w:numPr>
-      </w:pPr>
-      <w:r>
-        <w:t>Improves hardware utilization.</w:t>
-      </w:r>
-    </w:p>
-    <w:p>
-      <w:pPr>
-        <w:numPr>
-          <w:ilvl w:val="0"/>
-          <w:numId w:val="6"/>
-        </w:numPr>
-      </w:pPr>
-      <w:r>
-        <w:t>Provides isolation between users.</w:t>
-      </w:r>
-    </w:p>
-    <w:p>
-      <w:pPr>
-        <w:numPr>
-          <w:ilvl w:val="0"/>
-          <w:numId w:val="6"/>
-        </w:numPr>
-      </w:pPr>
-      <w:r>
-        <w:t>Supports dynamic resource allocation.</w:t>
-      </w:r>
-    </w:p>
-    <w:p>
-      <w:pPr>
-        <w:numPr>
-          <w:ilvl w:val="0"/>
-          <w:numId w:val="6"/>
-        </w:numPr>
-      </w:pPr>
-      <w:r>
-        <w:t>Enables live migration of VMs.</w:t>
-      </w:r>
-    </w:p>
-    <w:p>
-      <w:pPr>
-        <w:numPr>
-          <w:ilvl w:val="0"/>
-          <w:numId w:val="6"/>
-        </w:numPr>
-      </w:pPr>
-      <w:r>
-        <w:t>Reduces operational cost.</w:t>
-      </w:r>
-    </w:p>
-    <w:p>
-      <w:pPr>
-        <w:numPr>
-          <w:ilvl w:val="0"/>
-          <w:numId w:val="6"/>
-        </w:numPr>
-      </w:pPr>
-      <w:r>
-        <w:t>Enhances scalability.</w:t>
-      </w:r>
-    </w:p>
-    <w:p>
-      <w:pPr>
-        <w:numPr>
-          <w:ilvl w:val="0"/>
-          <w:numId w:val="6"/>
-        </w:numPr>
-      </w:pPr>
-      <w:r>
-        <w:t>Improves disaster recovery.</w:t>
-      </w:r>
-    </w:p>
-    <w:p>
-      <w:pPr>
-        <w:numPr>
-          <w:ilvl w:val="0"/>
-          <w:numId w:val="6"/>
-        </w:numPr>
-      </w:pPr>
-      <w:r>
-        <w:t>Provides efficient load balancing.</w:t>
-      </w:r>
-    </w:p>
-    <w:p>
-      <w:pPr>
-        <w:numPr>
-          <w:ilvl w:val="0"/>
-          <w:numId w:val="6"/>
-        </w:numPr>
-      </w:pPr>
-      <w:r>
-        <w:t>Supports cloud automation.</w:t>
-      </w:r>
-    </w:p>
-    <w:p>
-      <w:pPr>
-        <w:numPr>
-          <w:ilvl w:val="0"/>
-          <w:numId w:val="6"/>
-        </w:numPr>
-      </w:pPr>
-      <w:r>
-        <w:t>Backbone of IaaS model.</w:t>
-      </w:r>
-    </w:p>
-    <w:p>
-      <w:r>
-        <w:pict w14:anchorId="50196977">
-          <v:rect id="_x0000_i1151" style="width:0;height:1.5pt" o:hralign="center" o:hrstd="t" o:hr="t" fillcolor="#a0a0a0" stroked="f"/>
-        </w:pict>
-      </w:r>
-    </w:p>
-    <w:p>
-      <w:pPr>
-        <w:rPr>
-          <w:b/>
-          <w:bCs/>
-        </w:rPr>
-      </w:pPr>
-      <w:r>
-        <w:rPr>
-          <w:rFonts w:ascii="Segoe UI Emoji" w:hAnsi="Segoe UI Emoji" w:cs="Segoe UI Emoji"/>
-          <w:b/>
-          <w:bCs/>
-        </w:rPr>
-        <w:t>📌</w:t>
-      </w:r>
-      <w:r>
-        <w:rPr>
-          <w:b/>
-          <w:bCs/>
-        </w:rPr>
-        <w:t xml:space="preserve"> Virtualization Diagram:</w:t>
-      </w:r>
-    </w:p>
-    <w:p>
-      <w:r>
-        <w:lastRenderedPageBreak/>
-        <w:t xml:space="preserve">           +----------------------+</w:t>
-      </w:r>
-    </w:p>
-    <w:p>
-      <w:r>
-        <w:t xml:space="preserve">           |   Physical </w:t>
-      </w:r>
-      <w:proofErr w:type="gramStart"/>
-      <w:r>
-        <w:t>Hardware  |</w:t>
-      </w:r>
-      <w:proofErr w:type="gramEnd"/>
-    </w:p>
-    <w:p>
-      <w:r>
-        <w:t xml:space="preserve">           +----------+-----------+</w:t>
-      </w:r>
-    </w:p>
-    <w:p>
-      <w:r>
-        <w:t xml:space="preserve">                      |</w:t>
-      </w:r>
-    </w:p>
-    <w:p>
-      <w:r>
-        <w:t xml:space="preserve">                +-----v------+</w:t>
-      </w:r>
-    </w:p>
-    <w:p>
-      <w:r>
-        <w:t xml:space="preserve">                | Hypervisor |</w:t>
-      </w:r>
-    </w:p>
-    <w:p>
-      <w:r>
-        <w:t xml:space="preserve">                +-----+------+ </w:t>
-      </w:r>
-    </w:p>
-    <w:p>
-      <w:r>
-        <w:t xml:space="preserve">                      |</w:t>
-      </w:r>
-    </w:p>
-    <w:p>
-      <w:r>
-        <w:t xml:space="preserve">          -----------------------------</w:t>
-      </w:r>
-    </w:p>
-    <w:p>
-      <w:r>
-        <w:t xml:space="preserve">          |            |             |</w:t>
-      </w:r>
-    </w:p>
-    <w:p>
-      <w:r>
-        <w:t xml:space="preserve">        VM1          VM2           VM3</w:t>
-      </w:r>
-    </w:p>
-    <w:p>
-      <w:r>
-        <w:t xml:space="preserve">      (</w:t>
-      </w:r>
-      <w:proofErr w:type="spellStart"/>
-      <w:r>
-        <w:t>OS+</w:t>
-      </w:r>
-      <w:proofErr w:type="gramStart"/>
-      <w:r>
-        <w:t>App</w:t>
-      </w:r>
-      <w:proofErr w:type="spellEnd"/>
-      <w:r>
-        <w:t xml:space="preserve">)   </w:t>
-      </w:r>
-      <w:proofErr w:type="gramEnd"/>
-      <w:r>
-        <w:t xml:space="preserve">  (</w:t>
-      </w:r>
-      <w:proofErr w:type="spellStart"/>
-      <w:r>
-        <w:t>OS+</w:t>
-      </w:r>
-      <w:proofErr w:type="gramStart"/>
-      <w:r>
-        <w:t>App</w:t>
-      </w:r>
-      <w:proofErr w:type="spellEnd"/>
-      <w:r>
-        <w:t>)      (</w:t>
-      </w:r>
-      <w:proofErr w:type="spellStart"/>
-      <w:proofErr w:type="gramEnd"/>
-      <w:r>
-        <w:t>OS+App</w:t>
-      </w:r>
-      <w:proofErr w:type="spellEnd"/>
-      <w:r>
-        <w:t>)</w:t>
-      </w:r>
-    </w:p>
-    <w:p>
-      <w:r>
-        <w:pict w14:anchorId="79EFCFF2">
-          <v:rect id="_x0000_i1152" style="width:0;height:1.5pt" o:hralign="center" o:hrstd="t" o:hr="t" fillcolor="#a0a0a0" stroked="f"/>
-        </w:pict>
-      </w:r>
-    </w:p>
-    <w:p>
-      <w:pPr>
-        <w:rPr>
-          <w:b/>
-          <w:bCs/>
-        </w:rPr>
-      </w:pPr>
-      <w:r>
-        <w:rPr>
-          <w:b/>
-          <w:bCs/>
-        </w:rPr>
-        <w:t>Q5. Define Grid Computing with its advantages and limitations.</w:t>
-      </w:r>
-    </w:p>
-    <w:p>
-      <w:r>
-        <w:pict w14:anchorId="00096F54">
-          <v:rect id="_x0000_i1153" style="width:0;height:1.5pt" o:hralign="center" o:hrstd="t" o:hr="t" fillcolor="#a0a0a0" stroked="f"/>
-        </w:pict>
-      </w:r>
-    </w:p>
-    <w:p>
-      <w:pPr>
-        <w:rPr>
-          <w:b/>
-          <w:bCs/>
-        </w:rPr>
-      </w:pPr>
-      <w:r>
-        <w:rPr>
-          <w:b/>
-          <w:bCs/>
-        </w:rPr>
-        <w:t>Definition:</w:t>
-      </w:r>
-    </w:p>
-    <w:p>
-      <w:r>
-        <w:t>Grid Computing is a distributed computing system where multiple computers work together to solve large and complex problems.</w:t>
-      </w:r>
-    </w:p>
-    <w:p>
-      <w:r>
-        <w:pict w14:anchorId="05009919">
-          <v:rect id="_x0000_i1154" style="width:0;height:1.5pt" o:hralign="center" o:hrstd="t" o:hr="t" fillcolor="#a0a0a0" stroked="f"/>
-        </w:pict>
-      </w:r>
-    </w:p>
-    <w:p>
-      <w:pPr>
-        <w:rPr>
-          <w:b/>
-          <w:bCs/>
-        </w:rPr>
-      </w:pPr>
-      <w:r>
-        <w:rPr>
-          <w:b/>
-          <w:bCs/>
-        </w:rPr>
-        <w:t>Advantages:</w:t>
-      </w:r>
-    </w:p>
-    <w:p>
-      <w:pPr>
-        <w:numPr>
-          <w:ilvl w:val="0"/>
-          <w:numId w:val="7"/>
-        </w:numPr>
-      </w:pPr>
-      <w:r>
-        <w:t>Efficient use of idle resources.</w:t>
-      </w:r>
-    </w:p>
-    <w:p>
-      <w:pPr>
-        <w:numPr>
-          <w:ilvl w:val="0"/>
-          <w:numId w:val="7"/>
-        </w:numPr>
-      </w:pPr>
-      <w:r>
-        <w:t>High performance computing.</w:t>
-      </w:r>
-    </w:p>
-    <w:p>
-      <w:pPr>
-        <w:numPr>
-          <w:ilvl w:val="0"/>
-          <w:numId w:val="7"/>
-        </w:numPr>
-      </w:pPr>
-      <w:r>
-        <w:t>Cost-effective.</w:t>
-      </w:r>
-    </w:p>
-    <w:p>
-      <w:pPr>
-        <w:numPr>
-          <w:ilvl w:val="0"/>
-          <w:numId w:val="7"/>
-        </w:numPr>
-      </w:pPr>
-      <w:r>
-        <w:t>Solves complex scientific problems.</w:t>
-      </w:r>
-    </w:p>
-    <w:p>
-      <w:pPr>
-        <w:numPr>
-          <w:ilvl w:val="0"/>
-          <w:numId w:val="7"/>
-        </w:numPr>
-      </w:pPr>
-      <w:r>
-        <w:t>Flexible resource sharing.</w:t>
-      </w:r>
-    </w:p>
-    <w:p>
-      <w:pPr>
-        <w:numPr>
-          <w:ilvl w:val="0"/>
-          <w:numId w:val="7"/>
-        </w:numPr>
-      </w:pPr>
-      <w:r>
-        <w:t>Scalable system.</w:t>
-      </w:r>
-    </w:p>
-    <w:p>
-      <w:pPr>
-        <w:numPr>
-          <w:ilvl w:val="0"/>
-          <w:numId w:val="7"/>
-        </w:numPr>
-      </w:pPr>
-      <w:r>
-        <w:t>Parallel processing support.</w:t>
-      </w:r>
-    </w:p>
-    <w:p>
-      <w:pPr>
-        <w:numPr>
-          <w:ilvl w:val="0"/>
-          <w:numId w:val="7"/>
-        </w:numPr>
-      </w:pPr>
-      <w:r>
-        <w:t>Improved productivity.</w:t>
-      </w:r>
-    </w:p>
-    <w:p>
-      <w:pPr>
-        <w:numPr>
-          <w:ilvl w:val="0"/>
-          <w:numId w:val="7"/>
-        </w:numPr>
-      </w:pPr>
-      <w:r>
-        <w:lastRenderedPageBreak/>
-        <w:t>Distributed workload.</w:t>
-      </w:r>
-    </w:p>
-    <w:p>
-      <w:pPr>
-        <w:numPr>
-          <w:ilvl w:val="0"/>
-          <w:numId w:val="7"/>
-        </w:numPr>
-      </w:pPr>
-      <w:r>
-        <w:t>Suitable for research organizations.</w:t>
-      </w:r>
-    </w:p>
-    <w:p>
-      <w:r>
-        <w:pict w14:anchorId="02FE14AD">
-          <v:rect id="_x0000_i1155" style="width:0;height:1.5pt" o:hralign="center" o:hrstd="t" o:hr="t" fillcolor="#a0a0a0" stroked="f"/>
-        </w:pict>
-      </w:r>
-    </w:p>
-    <w:p>
-      <w:pPr>
-        <w:rPr>
-          <w:b/>
-          <w:bCs/>
-        </w:rPr>
-      </w:pPr>
-      <w:r>
-        <w:rPr>
-          <w:b/>
-          <w:bCs/>
-        </w:rPr>
-        <w:t>Limitations:</w:t>
-      </w:r>
-    </w:p>
-    <w:p>
-      <w:pPr>
-        <w:numPr>
-          <w:ilvl w:val="0"/>
-          <w:numId w:val="8"/>
-        </w:numPr>
-      </w:pPr>
-      <w:r>
-        <w:t>Complex management.</w:t>
-      </w:r>
-    </w:p>
-    <w:p>
-      <w:pPr>
-        <w:numPr>
-          <w:ilvl w:val="0"/>
-          <w:numId w:val="8"/>
-        </w:numPr>
-      </w:pPr>
-      <w:r>
-        <w:t>Security risks.</w:t>
-      </w:r>
-    </w:p>
-    <w:p>
-      <w:pPr>
-        <w:numPr>
-          <w:ilvl w:val="0"/>
-          <w:numId w:val="8"/>
-        </w:numPr>
-      </w:pPr>
-      <w:r>
-        <w:t>Network dependency.</w:t>
-      </w:r>
-    </w:p>
-    <w:p>
-      <w:pPr>
-        <w:numPr>
-          <w:ilvl w:val="0"/>
-          <w:numId w:val="8"/>
-        </w:numPr>
-      </w:pPr>
-      <w:r>
-        <w:t>Resource coordination issues.</w:t>
-      </w:r>
-    </w:p>
-    <w:p>
-      <w:pPr>
-        <w:numPr>
-          <w:ilvl w:val="0"/>
-          <w:numId w:val="8"/>
-        </w:numPr>
-      </w:pPr>
-      <w:r>
-        <w:t>High maintenance.</w:t>
-      </w:r>
-    </w:p>
-    <w:p>
-      <w:pPr>
-        <w:numPr>
-          <w:ilvl w:val="0"/>
-          <w:numId w:val="8"/>
-        </w:numPr>
-      </w:pPr>
-      <w:r>
-        <w:t>Not suitable for small tasks.</w:t>
-      </w:r>
-    </w:p>
-    <w:p>
-      <w:pPr>
-        <w:numPr>
-          <w:ilvl w:val="0"/>
-          <w:numId w:val="8"/>
-        </w:numPr>
-      </w:pPr>
-      <w:r>
-        <w:t>Requires high bandwidth.</w:t>
-      </w:r>
-    </w:p>
-    <w:p>
-      <w:pPr>
-        <w:numPr>
-          <w:ilvl w:val="0"/>
-          <w:numId w:val="8"/>
-        </w:numPr>
-      </w:pPr>
-      <w:r>
-        <w:t>Difficult troubleshooting.</w:t>
-      </w:r>
-    </w:p>
-    <w:p>
-      <w:pPr>
-        <w:numPr>
-          <w:ilvl w:val="0"/>
-          <w:numId w:val="8"/>
-        </w:numPr>
-      </w:pPr>
-      <w:r>
-        <w:t>Data synchronization problems.</w:t>
-      </w:r>
-    </w:p>
-    <w:p>
-      <w:pPr>
-        <w:numPr>
-          <w:ilvl w:val="0"/>
-          <w:numId w:val="8"/>
-        </w:numPr>
-      </w:pPr>
-      <w:r>
-        <w:t>Limited control over distributed nodes.</w:t>
-      </w:r>
-    </w:p>
-    <w:p>
-      <w:r>
-        <w:pict w14:anchorId="686BE1A4">
-          <v:rect id="_x0000_i1156" style="width:0;height:1.5pt" o:hralign="center" o:hrstd="t" o:hr="t" fillcolor="#a0a0a0" stroked="f"/>
-        </w:pict>
-      </w:r>
-    </w:p>
-    <w:p>
-      <w:pPr>
-        <w:rPr>
-          <w:b/>
-          <w:bCs/>
-        </w:rPr>
-      </w:pPr>
-      <w:r>
-        <w:rPr>
-          <w:rFonts w:ascii="Segoe UI Emoji" w:hAnsi="Segoe UI Emoji" w:cs="Segoe UI Emoji"/>
-          <w:b/>
-          <w:bCs/>
-        </w:rPr>
-        <w:t>📌</w:t>
-      </w:r>
-      <w:r>
-        <w:rPr>
-          <w:b/>
-          <w:bCs/>
-        </w:rPr>
-        <w:t xml:space="preserve"> Grid Computing Diagram:</w:t>
-      </w:r>
-    </w:p>
-    <w:p>
-      <w:r>
-        <w:t xml:space="preserve">        +---------+      +---------+</w:t>
-      </w:r>
-    </w:p>
-    <w:p>
-      <w:r>
-        <w:t xml:space="preserve">        | Node </w:t>
-      </w:r>
-      <w:proofErr w:type="gramStart"/>
-      <w:r>
-        <w:t>1  |</w:t>
-      </w:r>
-      <w:proofErr w:type="gramEnd"/>
-      <w:r>
-        <w:t xml:space="preserve">      | Node </w:t>
-      </w:r>
-      <w:proofErr w:type="gramStart"/>
-      <w:r>
-        <w:t>2  |</w:t>
-      </w:r>
-      <w:proofErr w:type="gramEnd"/>
-    </w:p>
-    <w:p>
-      <w:r>
-        <w:t xml:space="preserve">        +----+----+      +----+----+</w:t>
-      </w:r>
-    </w:p>
-    <w:p>
-      <w:r>
-        <w:t xml:space="preserve">             \               /</w:t>
-      </w:r>
-    </w:p>
-    <w:p>
-      <w:r>
-        <w:t xml:space="preserve">              \             /</w:t>
-      </w:r>
-    </w:p>
-    <w:p>
-      <w:r>
-        <w:t xml:space="preserve">           +-------------------+</w:t>
-      </w:r>
-    </w:p>
-    <w:p>
-      <w:r>
-        <w:t xml:space="preserve">           |   Grid Controller |</w:t>
-      </w:r>
-    </w:p>
-    <w:p>
-      <w:r>
-        <w:t xml:space="preserve">           +-------------------+</w:t>
-      </w:r>
-    </w:p>
-    <w:p>
-      <w:r>
-        <w:t xml:space="preserve">              /             \</w:t>
-      </w:r>
-    </w:p>
-    <w:p>
-      <w:r>
-        <w:t xml:space="preserve">        +----+----+      +----+----+</w:t>
-      </w:r>
-    </w:p>
-    <w:p>
-      <w:r>
-        <w:t xml:space="preserve">        | Node </w:t>
-      </w:r>
-      <w:proofErr w:type="gramStart"/>
-      <w:r>
-        <w:t>3  |</w:t>
-      </w:r>
-      <w:proofErr w:type="gramEnd"/>
-      <w:r>
-        <w:t xml:space="preserve">      | Node </w:t>
-      </w:r>
-      <w:proofErr w:type="gramStart"/>
-      <w:r>
-        <w:t>4  |</w:t>
-      </w:r>
-      <w:proofErr w:type="gramEnd"/>
+        <w:t xml:space="preserve">        | Node 3  |      | Node 4  |</w:t>
+      </w:r>
     </w:p>
     <w:p>
       <w:r>
@@ -3674,6 +3765,7 @@
   <w:style w:type="character" w:default="1" w:styleId="DefaultParagraphFont">
     <w:name w:val="Default Paragraph Font"/>
     <w:uiPriority w:val="1"/>
+    <w:semiHidden/>
     <w:unhideWhenUsed/>
   </w:style>
   <w:style w:type="table" w:default="1" w:styleId="TableNormal">

--- a/CC/Assignment_1.docx
+++ b/CC/Assignment_1.docx
@@ -985,7 +985,7 @@
           <w:noProof/>
         </w:rPr>
         <w:drawing>
-          <wp:inline distT="0" distB="0" distL="0" distR="0" wp14:anchorId="754F724B" wp14:editId="477F87A1">
+          <wp:inline distT="0" distB="0" distL="0" distR="0" wp14:anchorId="754F724B" wp14:editId="47F28918">
             <wp:extent cx="4177145" cy="2999105"/>
             <wp:effectExtent l="0" t="0" r="0" b="0"/>
             <wp:docPr id="1975004451" name="Picture 2" descr="Main cloud service models: IaaS, PaaS and SaaS"/>
@@ -1119,8 +1119,21 @@
     </w:p>
     <w:p>
       <w:r>
-        <w:t xml:space="preserve">                    |  Browser / Client  |</w:t>
-      </w:r>
+        <w:t xml:space="preserve">                    </w:t>
+      </w:r>
+      <w:proofErr w:type="gramStart"/>
+      <w:r>
+        <w:t>|  Browser</w:t>
+      </w:r>
+      <w:proofErr w:type="gramEnd"/>
+      <w:r>
+        <w:t xml:space="preserve"> / </w:t>
+      </w:r>
+      <w:proofErr w:type="gramStart"/>
+      <w:r>
+        <w:t>Client  |</w:t>
+      </w:r>
+      <w:proofErr w:type="gramEnd"/>
     </w:p>
     <w:p>
       <w:r>
@@ -1159,33 +1172,135 @@
     </w:p>
     <w:p>
       <w:r>
-        <w:t xml:space="preserve">        |  |  Application Layer  (SaaS)            |  |</w:t>
-      </w:r>
-    </w:p>
-    <w:p>
-      <w:r>
-        <w:t xml:space="preserve">        |  |  Platform Layer     (PaaS)            |  |</w:t>
-      </w:r>
-    </w:p>
-    <w:p>
-      <w:r>
-        <w:t xml:space="preserve">        |  |  Infrastructure     (IaaS)            |  |</w:t>
-      </w:r>
-    </w:p>
-    <w:p>
-      <w:r>
-        <w:t xml:space="preserve">        |  |  Virtualization Layer                 |  |</w:t>
-      </w:r>
-    </w:p>
-    <w:p>
-      <w:r>
-        <w:t xml:space="preserve">        |  |  Storage &amp; Database                   |  |</w:t>
-      </w:r>
-    </w:p>
-    <w:p>
-      <w:r>
-        <w:t xml:space="preserve">        |  |  Security &amp; Management System         |  |</w:t>
-      </w:r>
+        <w:t xml:space="preserve">        </w:t>
+      </w:r>
+      <w:proofErr w:type="gramStart"/>
+      <w:r>
+        <w:t>|  |</w:t>
+      </w:r>
+      <w:proofErr w:type="gramEnd"/>
+      <w:r>
+        <w:t xml:space="preserve">  Application </w:t>
+      </w:r>
+      <w:proofErr w:type="gramStart"/>
+      <w:r>
+        <w:t xml:space="preserve">Layer  (SaaS)   </w:t>
+      </w:r>
+      <w:proofErr w:type="gramEnd"/>
+      <w:r>
+        <w:t xml:space="preserve">         </w:t>
+      </w:r>
+      <w:proofErr w:type="gramStart"/>
+      <w:r>
+        <w:t>|  |</w:t>
+      </w:r>
+      <w:proofErr w:type="gramEnd"/>
+    </w:p>
+    <w:p>
+      <w:r>
+        <w:t xml:space="preserve">        </w:t>
+      </w:r>
+      <w:proofErr w:type="gramStart"/>
+      <w:r>
+        <w:t>|  |</w:t>
+      </w:r>
+      <w:proofErr w:type="gramEnd"/>
+      <w:r>
+        <w:t xml:space="preserve">  Platform Layer  </w:t>
+      </w:r>
+      <w:proofErr w:type="gramStart"/>
+      <w:r>
+        <w:t xml:space="preserve">   (PaaS)   </w:t>
+      </w:r>
+      <w:proofErr w:type="gramEnd"/>
+      <w:r>
+        <w:t xml:space="preserve">         </w:t>
+      </w:r>
+      <w:proofErr w:type="gramStart"/>
+      <w:r>
+        <w:t>|  |</w:t>
+      </w:r>
+      <w:proofErr w:type="gramEnd"/>
+    </w:p>
+    <w:p>
+      <w:r>
+        <w:t xml:space="preserve">        </w:t>
+      </w:r>
+      <w:proofErr w:type="gramStart"/>
+      <w:r>
+        <w:t>|  |</w:t>
+      </w:r>
+      <w:proofErr w:type="gramEnd"/>
+      <w:r>
+        <w:t xml:space="preserve">  Infrastructure  </w:t>
+      </w:r>
+      <w:proofErr w:type="gramStart"/>
+      <w:r>
+        <w:t xml:space="preserve">   (IaaS)   </w:t>
+      </w:r>
+      <w:proofErr w:type="gramEnd"/>
+      <w:r>
+        <w:t xml:space="preserve">         </w:t>
+      </w:r>
+      <w:proofErr w:type="gramStart"/>
+      <w:r>
+        <w:t>|  |</w:t>
+      </w:r>
+      <w:proofErr w:type="gramEnd"/>
+    </w:p>
+    <w:p>
+      <w:r>
+        <w:t xml:space="preserve">        </w:t>
+      </w:r>
+      <w:proofErr w:type="gramStart"/>
+      <w:r>
+        <w:t>|  |</w:t>
+      </w:r>
+      <w:proofErr w:type="gramEnd"/>
+      <w:r>
+        <w:t xml:space="preserve">  Virtualization Layer                 </w:t>
+      </w:r>
+      <w:proofErr w:type="gramStart"/>
+      <w:r>
+        <w:t>|  |</w:t>
+      </w:r>
+      <w:proofErr w:type="gramEnd"/>
+    </w:p>
+    <w:p>
+      <w:r>
+        <w:t xml:space="preserve">        </w:t>
+      </w:r>
+      <w:proofErr w:type="gramStart"/>
+      <w:r>
+        <w:t>|  |</w:t>
+      </w:r>
+      <w:proofErr w:type="gramEnd"/>
+      <w:r>
+        <w:t xml:space="preserve">  Storage &amp; Database                   </w:t>
+      </w:r>
+      <w:proofErr w:type="gramStart"/>
+      <w:r>
+        <w:t>|  |</w:t>
+      </w:r>
+      <w:proofErr w:type="gramEnd"/>
+    </w:p>
+    <w:p>
+      <w:r>
+        <w:t xml:space="preserve">        </w:t>
+      </w:r>
+      <w:proofErr w:type="gramStart"/>
+      <w:r>
+        <w:t>|  |</w:t>
+      </w:r>
+      <w:proofErr w:type="gramEnd"/>
+      <w:r>
+        <w:t xml:space="preserve">  Security &amp; Management System         </w:t>
+      </w:r>
+      <w:proofErr w:type="gramStart"/>
+      <w:r>
+        <w:t>|  |</w:t>
+      </w:r>
+      <w:proofErr w:type="gramEnd"/>
     </w:p>
     <w:p>
       <w:r>
@@ -1238,7 +1353,15 @@
         </w:numPr>
       </w:pPr>
       <w:r>
-        <w:t>Back End – Cloud servers and data centers.</w:t>
+        <w:t xml:space="preserve">Back End – Cloud servers and data </w:t>
+      </w:r>
+      <w:proofErr w:type="spellStart"/>
+      <w:r>
+        <w:t>centers</w:t>
+      </w:r>
+      <w:proofErr w:type="spellEnd"/>
+      <w:r>
+        <w:t>.</w:t>
       </w:r>
     </w:p>
     <w:p>
@@ -1705,8 +1828,13 @@
     </w:p>
     <w:p>
       <w:r>
-        <w:t xml:space="preserve">           |   Physical Hardware  |</w:t>
-      </w:r>
+        <w:t xml:space="preserve">           |   Physical </w:t>
+      </w:r>
+      <w:proofErr w:type="gramStart"/>
+      <w:r>
+        <w:t>Hardware  |</w:t>
+      </w:r>
+      <w:proofErr w:type="gramEnd"/>
     </w:p>
     <w:p>
       <w:r>
@@ -1756,7 +1884,44 @@
     </w:p>
     <w:p>
       <w:r>
-        <w:t xml:space="preserve">      (OS+App)     (OS+App)      (OS+App)</w:t>
+        <w:t xml:space="preserve">      (</w:t>
+      </w:r>
+      <w:proofErr w:type="spellStart"/>
+      <w:r>
+        <w:t>OS+</w:t>
+      </w:r>
+      <w:proofErr w:type="gramStart"/>
+      <w:r>
+        <w:t>App</w:t>
+      </w:r>
+      <w:proofErr w:type="spellEnd"/>
+      <w:r>
+        <w:t xml:space="preserve">)   </w:t>
+      </w:r>
+      <w:proofErr w:type="gramEnd"/>
+      <w:r>
+        <w:t xml:space="preserve">  (</w:t>
+      </w:r>
+      <w:proofErr w:type="spellStart"/>
+      <w:r>
+        <w:t>OS+</w:t>
+      </w:r>
+      <w:proofErr w:type="gramStart"/>
+      <w:r>
+        <w:t>App</w:t>
+      </w:r>
+      <w:proofErr w:type="spellEnd"/>
+      <w:r>
+        <w:t>)      (</w:t>
+      </w:r>
+      <w:proofErr w:type="spellStart"/>
+      <w:proofErr w:type="gramEnd"/>
+      <w:r>
+        <w:t>OS+App</w:t>
+      </w:r>
+      <w:proofErr w:type="spellEnd"/>
+      <w:r>
+        <w:t>)</w:t>
       </w:r>
     </w:p>
     <w:p>
@@ -2165,8 +2330,21 @@
     </w:p>
     <w:p>
       <w:r>
-        <w:t xml:space="preserve">        | Node 1  |      | Node 2  |</w:t>
-      </w:r>
+        <w:t xml:space="preserve">        | Node </w:t>
+      </w:r>
+      <w:proofErr w:type="gramStart"/>
+      <w:r>
+        <w:t>1  |</w:t>
+      </w:r>
+      <w:proofErr w:type="gramEnd"/>
+      <w:r>
+        <w:t xml:space="preserve">      | Node </w:t>
+      </w:r>
+      <w:proofErr w:type="gramStart"/>
+      <w:r>
+        <w:t>2  |</w:t>
+      </w:r>
+      <w:proofErr w:type="gramEnd"/>
     </w:p>
     <w:p>
       <w:r>
@@ -2211,8 +2389,21 @@
     <w:p>
       <w:r>
         <w:lastRenderedPageBreak/>
-        <w:t xml:space="preserve">        | Node 3  |      | Node 4  |</w:t>
-      </w:r>
+        <w:t xml:space="preserve">        | Node </w:t>
+      </w:r>
+      <w:proofErr w:type="gramStart"/>
+      <w:r>
+        <w:t>3  |</w:t>
+      </w:r>
+      <w:proofErr w:type="gramEnd"/>
+      <w:r>
+        <w:t xml:space="preserve">      | Node </w:t>
+      </w:r>
+      <w:proofErr w:type="gramStart"/>
+      <w:r>
+        <w:t>4  |</w:t>
+      </w:r>
+      <w:proofErr w:type="gramEnd"/>
     </w:p>
     <w:p>
       <w:r>

--- a/CC/Assignment_1.docx
+++ b/CC/Assignment_1.docx
@@ -985,7 +985,7 @@
           <w:noProof/>
         </w:rPr>
         <w:drawing>
-          <wp:inline distT="0" distB="0" distL="0" distR="0" wp14:anchorId="754F724B" wp14:editId="47F28918">
+          <wp:inline distT="0" distB="0" distL="0" distR="0" wp14:anchorId="754F724B" wp14:editId="19C71297">
             <wp:extent cx="4177145" cy="2999105"/>
             <wp:effectExtent l="0" t="0" r="0" b="0"/>
             <wp:docPr id="1975004451" name="Picture 2" descr="Main cloud service models: IaaS, PaaS and SaaS"/>
@@ -1355,11 +1355,9 @@
       <w:r>
         <w:t xml:space="preserve">Back End – Cloud servers and data </w:t>
       </w:r>
-      <w:proofErr w:type="spellStart"/>
-      <w:r>
-        <w:t>centers</w:t>
-      </w:r>
-      <w:proofErr w:type="spellEnd"/>
+      <w:r>
+        <w:t>centres</w:t>
+      </w:r>
       <w:r>
         <w:t>.</w:t>
       </w:r>
